--- a/SG2_Units/SG2_Artefacts/SG2_SupplReqs.docx
+++ b/SG2_Units/SG2_Artefacts/SG2_SupplReqs.docx
@@ -2,17 +2,26 @@
 <file path=word/document.xml><?xml version="1.0" encoding="utf-8"?>
 <w:document xmlns:wpc="http://schemas.microsoft.com/office/word/2010/wordprocessingCanvas" xmlns:cx="http://schemas.microsoft.com/office/drawing/2014/chartex" xmlns:cx1="http://schemas.microsoft.com/office/drawing/2015/9/8/chartex" xmlns:cx2="http://schemas.microsoft.com/office/drawing/2015/10/21/chartex" xmlns:cx3="http://schemas.microsoft.com/office/drawing/2016/5/9/chartex" xmlns:cx4="http://schemas.microsoft.com/office/drawing/2016/5/10/chartex" xmlns:cx5="http://schemas.microsoft.com/office/drawing/2016/5/11/chartex" xmlns:cx6="http://schemas.microsoft.com/office/drawing/2016/5/12/chartex" xmlns:cx7="http://schemas.microsoft.com/office/drawing/2016/5/13/chartex" xmlns:cx8="http://schemas.microsoft.com/office/drawing/2016/5/14/chartex" xmlns:mc="http://schemas.openxmlformats.org/markup-compatibility/2006" xmlns:aink="http://schemas.microsoft.com/office/drawing/2016/ink" xmlns:am3d="http://schemas.microsoft.com/office/drawing/2017/model3d" xmlns:o="urn:schemas-microsoft-com:office:office" xmlns:oel="http://schemas.microsoft.com/office/2019/extlst" xmlns:r="http://schemas.openxmlformats.org/officeDocument/2006/relationships" xmlns:m="http://schemas.openxmlformats.org/officeDocument/2006/math" xmlns:v="urn:schemas-microsoft-com:vml" xmlns:wp14="http://schemas.microsoft.com/office/word/2010/wordprocessingDrawing" xmlns:wp="http://schemas.openxmlformats.org/drawingml/2006/wordprocessingDrawing" xmlns:w10="urn:schemas-microsoft-com:office:word" xmlns:w="http://schemas.openxmlformats.org/wordprocessingml/2006/main" xmlns:w14="http://schemas.microsoft.com/office/word/2010/wordml" xmlns:w15="http://schemas.microsoft.com/office/word/2012/wordml" xmlns:w16cex="http://schemas.microsoft.com/office/word/2018/wordml/cex" xmlns:w16cid="http://schemas.microsoft.com/office/word/2016/wordml/cid" xmlns:w16="http://schemas.microsoft.com/office/word/2018/wordml" xmlns:w16du="http://schemas.microsoft.com/office/word/2023/wordml/word16du" xmlns:w16sdtdh="http://schemas.microsoft.com/office/word/2020/wordml/sdtdatahash" xmlns:w16sdtfl="http://schemas.microsoft.com/office/word/2024/wordml/sdtformatlock" xmlns:w16se="http://schemas.microsoft.com/office/word/2015/wordml/symex" xmlns:wpg="http://schemas.microsoft.com/office/word/2010/wordprocessingGroup" xmlns:wpi="http://schemas.microsoft.com/office/word/2010/wordprocessingInk" xmlns:wne="http://schemas.microsoft.com/office/word/2006/wordml" xmlns:wps="http://schemas.microsoft.com/office/word/2010/wordprocessingShape" xmlns:a="http://schemas.openxmlformats.org/drawingml/2006/main" xmlns:pic="http://schemas.openxmlformats.org/drawingml/2006/picture" xmlns:a14="http://schemas.microsoft.com/office/drawing/2010/main" mc:Ignorable="w14 w15 w16se w16cid w16 w16cex w16sdtdh w16sdtfl w16du wp14">
   <w:body>
-    <w:p xmlns:wp14="http://schemas.microsoft.com/office/word/2010/wordml" wp14:textId="77777777">
+    <w:p xmlns:wp14="http://schemas.microsoft.com/office/word/2010/wordml" wp14:textId="259913AC">
       <w:pPr>
         <w:pStyle w:val="Title"/>
         <w:rPr>
           <w:rFonts w:ascii="Arial" w:hAnsi="Arial" w:eastAsia="Arial" w:cs="Arial"/>
+          <w:b w:val="0"/>
+          <w:bCs w:val="0"/>
           <w:lang w:val="en-GB"/>
         </w:rPr>
       </w:pPr>
       <w:r>
+        <w:rPr>
+          <w:b w:val="1"/>
+          <w:bCs w:val="1"/>
+        </w:rPr>
+        <w:t>Supplementary</w:t>
+      </w:r>
+      <w:r>
         <w:rPr/>
-        <w:t xml:space="preserve">Supplementary </w:t>
+        <w:t xml:space="preserve"> </w:t>
       </w:r>
       <w:r>
         <w:rPr/>
@@ -1977,6 +1986,97 @@
           </w:p>
         </w:tc>
       </w:tr>
+      <w:tr>
+        <w:trPr>
+          <w:trHeight w:val="300"/>
+        </w:trPr>
+        <w:tblPrEx>
+          <w:tblCellMar>
+            <w:top w:w="0" w:type="dxa"/>
+            <w:bottom w:w="0" w:type="dxa"/>
+          </w:tblCellMar>
+        </w:tblPrEx>
+        <w:tc>
+          <w:tcPr>
+            <w:tcW w:w="2304" w:type="dxa"/>
+            <w:tcMar/>
+          </w:tcPr>
+          <w:p>
+            <w:pPr>
+              <w:pStyle w:val="Tabletext"/>
+            </w:pPr>
+            <w:r>
+              <w:rPr>
+                <w:rFonts w:ascii="Arial" w:hAnsi="Arial" w:eastAsia="Arial" w:cs="Arial"/>
+              </w:rPr>
+              <w:t>2026-05-07</w:t>
+            </w:r>
+          </w:p>
+        </w:tc>
+        <w:tc>
+          <w:tcPr>
+            <w:tcW w:w="1152" w:type="dxa"/>
+            <w:tcMar/>
+          </w:tcPr>
+          <w:p>
+            <w:pPr>
+              <w:pStyle w:val="Tabletext"/>
+            </w:pPr>
+            <w:r>
+              <w:rPr>
+                <w:rFonts w:ascii="Arial" w:hAnsi="Arial" w:eastAsia="Arial" w:cs="Arial"/>
+              </w:rPr>
+              <w:t>1.5</w:t>
+            </w:r>
+          </w:p>
+        </w:tc>
+        <w:tc>
+          <w:tcPr>
+            <w:tcW w:w="3744" w:type="dxa"/>
+            <w:tcMar/>
+          </w:tcPr>
+          <w:p>
+            <w:pPr>
+              <w:pStyle w:val="Tabletext"/>
+              <w:jc w:val="left"/>
+            </w:pPr>
+            <w:r>
+              <w:rPr>
+                <w:rFonts w:ascii="Arial" w:hAnsi="Arial" w:eastAsia="Arial" w:cs="Arial"/>
+              </w:rPr>
+              <w:t>Add progress to all supplementary requirements</w:t>
+            </w:r>
+          </w:p>
+        </w:tc>
+        <w:tc>
+          <w:tcPr>
+            <w:tcW w:w="2304" w:type="dxa"/>
+            <w:tcMar/>
+          </w:tcPr>
+          <w:p>
+            <w:pPr>
+              <w:pStyle w:val="Tabletext"/>
+            </w:pPr>
+            <w:r>
+              <w:rPr>
+                <w:rFonts w:ascii="Arial" w:hAnsi="Arial" w:eastAsia="Arial" w:cs="Arial"/>
+              </w:rPr>
+              <w:t>Daniel Jönsson</w:t>
+            </w:r>
+          </w:p>
+          <w:p>
+            <w:pPr>
+              <w:pStyle w:val="Tabletext"/>
+            </w:pPr>
+            <w:r>
+              <w:rPr>
+                <w:rFonts w:ascii="Arial" w:hAnsi="Arial" w:eastAsia="Arial" w:cs="Arial"/>
+              </w:rPr>
+              <w:t>&amp; Patrick Nordahl</w:t>
+            </w:r>
+          </w:p>
+        </w:tc>
+      </w:tr>
     </w:tbl>
     <w:p xmlns:wp14="http://schemas.microsoft.com/office/word/2010/wordml" wp14:textId="77777777">
       <w:pPr>
@@ -2015,7 +2115,7 @@
     <w:tbl>
       <w:tblPr>
         <w:tblpPr w:leftFromText="180" w:rightFromText="180" w:vertAnchor="text" w:horzAnchor="margin" w:tblpXSpec="center" w:tblpY="489"/>
-        <w:tblW w:w="5000" w:type="pct"/>
+        <w:tblW w:w="9061" w:type="dxa"/>
         <w:tblBorders>
           <w:top w:val="single" w:color="auto" w:sz="12" w:space="0"/>
           <w:left w:val="single" w:color="auto" w:sz="12" w:space="0"/>
@@ -2031,8 +2131,9 @@
         <w:tblLook w:val="0000" w:firstRow="0" w:lastRow="0" w:firstColumn="0" w:lastColumn="0" w:noHBand="0" w:noVBand="0"/>
       </w:tblPr>
       <w:tblGrid>
-        <w:gridCol w:w="5208"/>
-        <w:gridCol w:w="3834"/>
+        <w:gridCol w:w="3665"/>
+        <w:gridCol w:w="2698"/>
+        <w:gridCol w:w="2698"/>
       </w:tblGrid>
       <w:tr xmlns:wp14="http://schemas.microsoft.com/office/word/2010/wordml" wp14:textId="77777777">
         <w:tblPrEx>
@@ -2046,7 +2147,7 @@
         </w:trPr>
         <w:tc>
           <w:tcPr>
-            <w:tcW w:w="2880" w:type="pct"/>
+            <w:tcW w:w="3665" w:type="dxa"/>
             <w:shd w:val="clear" w:color="auto" w:fill="CCCCCC"/>
             <w:tcMar/>
             <w:vAlign w:val="center"/>
@@ -2089,7 +2190,7 @@
         </w:tc>
         <w:tc>
           <w:tcPr>
-            <w:tcW w:w="2120" w:type="pct"/>
+            <w:tcW w:w="2698" w:type="dxa"/>
             <w:shd w:val="clear" w:color="auto" w:fill="CCCCCC"/>
             <w:tcMar/>
             <w:vAlign w:val="center"/>
@@ -2112,6 +2213,28 @@
                 <w:bCs w:val="1"/>
               </w:rPr>
               <w:t>Priority</w:t>
+            </w:r>
+          </w:p>
+        </w:tc>
+        <w:tc>
+          <w:tcPr>
+            <w:tcW w:w="2698" w:type="dxa"/>
+            <w:shd w:val="clear" w:color="auto" w:fill="CCCCCC"/>
+            <w:tcMar/>
+            <w:vAlign w:val="center"/>
+          </w:tcPr>
+          <w:p>
+            <w:pPr>
+              <w:pStyle w:val="Footer"/>
+              <w:jc w:val="center"/>
+            </w:pPr>
+            <w:r>
+              <w:rPr>
+                <w:rFonts w:ascii="Arial" w:hAnsi="Arial" w:eastAsia="Arial" w:cs="Arial"/>
+                <w:b w:val="1"/>
+                <w:bCs w:val="1"/>
+              </w:rPr>
+              <w:t>Progress</w:t>
             </w:r>
           </w:p>
         </w:tc>
@@ -2128,7 +2251,7 @@
         </w:trPr>
         <w:tc>
           <w:tcPr>
-            <w:tcW w:w="2880" w:type="pct"/>
+            <w:tcW w:w="3665" w:type="dxa"/>
             <w:tcMar/>
           </w:tcPr>
           <w:p wp14:textId="78FA090E">
@@ -2159,7 +2282,7 @@
         </w:tc>
         <w:tc>
           <w:tcPr>
-            <w:tcW w:w="2120" w:type="pct"/>
+            <w:tcW w:w="2698" w:type="dxa"/>
             <w:tcMar/>
           </w:tcPr>
           <w:p wp14:textId="0EC2FEFC">
@@ -2179,6 +2302,35 @@
                 <w:rFonts w:ascii="Arial" w:hAnsi="Arial" w:eastAsia="Arial" w:cs="Arial"/>
               </w:rPr>
               <w:t>Essential</w:t>
+            </w:r>
+          </w:p>
+        </w:tc>
+        <w:tc>
+          <w:tcPr>
+            <w:tcW w:w="2698" w:type="dxa"/>
+            <w:tcMar/>
+          </w:tcPr>
+          <w:p>
+            <w:pPr>
+              <w:pStyle w:val="Footer"/>
+              <w:spacing w:line="240" w:lineRule="atLeast"/>
+              <w:jc w:val="center"/>
+              <w:rPr>
+                <w:rFonts w:ascii="Arial" w:hAnsi="Arial" w:eastAsia="Arial" w:cs="Arial"/>
+              </w:rPr>
+            </w:pPr>
+          </w:p>
+          <w:p>
+            <w:pPr>
+              <w:pStyle w:val="Footer"/>
+              <w:spacing w:line="240" w:lineRule="atLeast"/>
+              <w:jc w:val="center"/>
+            </w:pPr>
+            <w:r>
+              <w:rPr>
+                <w:rFonts w:ascii="Arial" w:hAnsi="Arial" w:eastAsia="Arial" w:cs="Arial"/>
+              </w:rPr>
+              <w:t>100%</w:t>
             </w:r>
           </w:p>
         </w:tc>
@@ -2195,7 +2347,7 @@
         </w:trPr>
         <w:tc>
           <w:tcPr>
-            <w:tcW w:w="2880" w:type="pct"/>
+            <w:tcW w:w="3665" w:type="dxa"/>
             <w:tcMar/>
           </w:tcPr>
           <w:p wp14:textId="56B644D0">
@@ -2226,7 +2378,7 @@
         </w:tc>
         <w:tc>
           <w:tcPr>
-            <w:tcW w:w="2120" w:type="pct"/>
+            <w:tcW w:w="2698" w:type="dxa"/>
             <w:tcMar/>
           </w:tcPr>
           <w:p wp14:textId="77777777">
@@ -2243,6 +2395,33 @@
                 <w:rFonts w:ascii="Arial" w:hAnsi="Arial" w:eastAsia="Arial" w:cs="Arial"/>
               </w:rPr>
               <w:t>Essential</w:t>
+            </w:r>
+          </w:p>
+        </w:tc>
+        <w:tc>
+          <w:tcPr>
+            <w:tcW w:w="2698" w:type="dxa"/>
+            <w:tcMar/>
+          </w:tcPr>
+          <w:p>
+            <w:pPr>
+              <w:pStyle w:val="Footer"/>
+              <w:jc w:val="center"/>
+              <w:rPr>
+                <w:rFonts w:ascii="Arial" w:hAnsi="Arial" w:eastAsia="Arial" w:cs="Arial"/>
+              </w:rPr>
+            </w:pPr>
+          </w:p>
+          <w:p>
+            <w:pPr>
+              <w:pStyle w:val="Footer"/>
+              <w:jc w:val="center"/>
+            </w:pPr>
+            <w:r>
+              <w:rPr>
+                <w:rFonts w:ascii="Arial" w:hAnsi="Arial" w:eastAsia="Arial" w:cs="Arial"/>
+              </w:rPr>
+              <w:t>100%</w:t>
             </w:r>
           </w:p>
         </w:tc>
@@ -2259,7 +2438,7 @@
         </w:trPr>
         <w:tc>
           <w:tcPr>
-            <w:tcW w:w="2880" w:type="pct"/>
+            <w:tcW w:w="3665" w:type="dxa"/>
             <w:tcMar/>
           </w:tcPr>
           <w:p wp14:textId="6844A4BE">
@@ -2288,7 +2467,7 @@
         </w:tc>
         <w:tc>
           <w:tcPr>
-            <w:tcW w:w="2120" w:type="pct"/>
+            <w:tcW w:w="2698" w:type="dxa"/>
             <w:tcMar/>
           </w:tcPr>
           <w:p wp14:textId="77777777">
@@ -2305,6 +2484,33 @@
                 <w:rFonts w:ascii="Arial" w:hAnsi="Arial" w:eastAsia="Arial" w:cs="Arial"/>
               </w:rPr>
               <w:t>Essential</w:t>
+            </w:r>
+          </w:p>
+        </w:tc>
+        <w:tc>
+          <w:tcPr>
+            <w:tcW w:w="2698" w:type="dxa"/>
+            <w:tcMar/>
+          </w:tcPr>
+          <w:p>
+            <w:pPr>
+              <w:pStyle w:val="Footer"/>
+              <w:jc w:val="center"/>
+              <w:rPr>
+                <w:rFonts w:ascii="Arial" w:hAnsi="Arial" w:eastAsia="Arial" w:cs="Arial"/>
+              </w:rPr>
+            </w:pPr>
+          </w:p>
+          <w:p>
+            <w:pPr>
+              <w:pStyle w:val="Footer"/>
+              <w:jc w:val="center"/>
+            </w:pPr>
+            <w:r>
+              <w:rPr>
+                <w:rFonts w:ascii="Arial" w:hAnsi="Arial" w:eastAsia="Arial" w:cs="Arial"/>
+              </w:rPr>
+              <w:t>100%</w:t>
             </w:r>
           </w:p>
         </w:tc>
@@ -2321,7 +2527,7 @@
         </w:trPr>
         <w:tc>
           <w:tcPr>
-            <w:tcW w:w="2880" w:type="pct"/>
+            <w:tcW w:w="3665" w:type="dxa"/>
             <w:tcMar/>
           </w:tcPr>
           <w:p wp14:textId="4F0F179F">
@@ -2351,7 +2557,7 @@
         </w:tc>
         <w:tc>
           <w:tcPr>
-            <w:tcW w:w="2120" w:type="pct"/>
+            <w:tcW w:w="2698" w:type="dxa"/>
             <w:tcMar/>
           </w:tcPr>
           <w:p wp14:textId="2CAAFF99">
@@ -2371,6 +2577,35 @@
                 <w:rFonts w:ascii="Arial" w:hAnsi="Arial" w:eastAsia="Arial" w:cs="Arial"/>
               </w:rPr>
               <w:t>Essential</w:t>
+            </w:r>
+          </w:p>
+        </w:tc>
+        <w:tc>
+          <w:tcPr>
+            <w:tcW w:w="2698" w:type="dxa"/>
+            <w:tcMar/>
+          </w:tcPr>
+          <w:p>
+            <w:pPr>
+              <w:pStyle w:val="Footer"/>
+              <w:spacing w:line="240" w:lineRule="atLeast"/>
+              <w:jc w:val="center"/>
+              <w:rPr>
+                <w:rFonts w:ascii="Arial" w:hAnsi="Arial" w:eastAsia="Arial" w:cs="Arial"/>
+              </w:rPr>
+            </w:pPr>
+          </w:p>
+          <w:p>
+            <w:pPr>
+              <w:pStyle w:val="Footer"/>
+              <w:spacing w:line="240" w:lineRule="atLeast"/>
+              <w:jc w:val="center"/>
+            </w:pPr>
+            <w:r>
+              <w:rPr>
+                <w:rFonts w:ascii="Arial" w:hAnsi="Arial" w:eastAsia="Arial" w:cs="Arial"/>
+              </w:rPr>
+              <w:t>100%</w:t>
             </w:r>
           </w:p>
         </w:tc>
@@ -2387,7 +2622,7 @@
         </w:trPr>
         <w:tc>
           <w:tcPr>
-            <w:tcW w:w="2880" w:type="pct"/>
+            <w:tcW w:w="3665" w:type="dxa"/>
             <w:tcMar/>
           </w:tcPr>
           <w:p wp14:textId="418330FE">
@@ -2415,7 +2650,7 @@
         </w:tc>
         <w:tc>
           <w:tcPr>
-            <w:tcW w:w="2120" w:type="pct"/>
+            <w:tcW w:w="2698" w:type="dxa"/>
             <w:tcMar/>
           </w:tcPr>
           <w:p wp14:textId="77777777">
@@ -2432,6 +2667,33 @@
                 <w:rFonts w:ascii="Arial" w:hAnsi="Arial" w:eastAsia="Arial" w:cs="Arial"/>
               </w:rPr>
               <w:t>Essential</w:t>
+            </w:r>
+          </w:p>
+        </w:tc>
+        <w:tc>
+          <w:tcPr>
+            <w:tcW w:w="2698" w:type="dxa"/>
+            <w:tcMar/>
+          </w:tcPr>
+          <w:p>
+            <w:pPr>
+              <w:pStyle w:val="Footer"/>
+              <w:jc w:val="center"/>
+              <w:rPr>
+                <w:rFonts w:ascii="Arial" w:hAnsi="Arial" w:eastAsia="Arial" w:cs="Arial"/>
+              </w:rPr>
+            </w:pPr>
+          </w:p>
+          <w:p>
+            <w:pPr>
+              <w:pStyle w:val="Footer"/>
+              <w:jc w:val="center"/>
+            </w:pPr>
+            <w:r>
+              <w:rPr>
+                <w:rFonts w:ascii="Arial" w:hAnsi="Arial" w:eastAsia="Arial" w:cs="Arial"/>
+              </w:rPr>
+              <w:t>100%</w:t>
             </w:r>
           </w:p>
         </w:tc>
@@ -2448,7 +2710,7 @@
         </w:trPr>
         <w:tc>
           <w:tcPr>
-            <w:tcW w:w="2880" w:type="pct"/>
+            <w:tcW w:w="3665" w:type="dxa"/>
             <w:tcMar/>
           </w:tcPr>
           <w:p wp14:textId="77777777">
@@ -2486,7 +2748,7 @@
         </w:tc>
         <w:tc>
           <w:tcPr>
-            <w:tcW w:w="2120" w:type="pct"/>
+            <w:tcW w:w="2698" w:type="dxa"/>
             <w:tcMar/>
           </w:tcPr>
           <w:p wp14:textId="77777777">
@@ -2503,6 +2765,33 @@
                 <w:rFonts w:ascii="Arial" w:hAnsi="Arial" w:eastAsia="Arial" w:cs="Arial"/>
               </w:rPr>
               <w:t>Essential</w:t>
+            </w:r>
+          </w:p>
+        </w:tc>
+        <w:tc>
+          <w:tcPr>
+            <w:tcW w:w="2698" w:type="dxa"/>
+            <w:tcMar/>
+          </w:tcPr>
+          <w:p>
+            <w:pPr>
+              <w:pStyle w:val="Footer"/>
+              <w:jc w:val="center"/>
+              <w:rPr>
+                <w:rFonts w:ascii="Arial" w:hAnsi="Arial" w:eastAsia="Arial" w:cs="Arial"/>
+              </w:rPr>
+            </w:pPr>
+          </w:p>
+          <w:p>
+            <w:pPr>
+              <w:pStyle w:val="Footer"/>
+              <w:jc w:val="center"/>
+            </w:pPr>
+            <w:r>
+              <w:rPr>
+                <w:rFonts w:ascii="Arial" w:hAnsi="Arial" w:eastAsia="Arial" w:cs="Arial"/>
+              </w:rPr>
+              <w:t>100%</w:t>
             </w:r>
           </w:p>
         </w:tc>
@@ -2519,7 +2808,7 @@
         </w:trPr>
         <w:tc>
           <w:tcPr>
-            <w:tcW w:w="2880" w:type="pct"/>
+            <w:tcW w:w="3665" w:type="dxa"/>
             <w:tcMar/>
           </w:tcPr>
           <w:p wp14:textId="4AFAECC9">
@@ -2555,7 +2844,7 @@
         </w:tc>
         <w:tc>
           <w:tcPr>
-            <w:tcW w:w="2120" w:type="pct"/>
+            <w:tcW w:w="2698" w:type="dxa"/>
             <w:tcMar/>
           </w:tcPr>
           <w:p wp14:textId="61299443">
@@ -2572,6 +2861,33 @@
                 <w:rFonts w:ascii="Arial" w:hAnsi="Arial" w:eastAsia="Arial" w:cs="Arial"/>
               </w:rPr>
               <w:t>Desirable</w:t>
+            </w:r>
+          </w:p>
+        </w:tc>
+        <w:tc>
+          <w:tcPr>
+            <w:tcW w:w="2698" w:type="dxa"/>
+            <w:tcMar/>
+          </w:tcPr>
+          <w:p>
+            <w:pPr>
+              <w:pStyle w:val="Footer"/>
+              <w:jc w:val="center"/>
+              <w:rPr>
+                <w:rFonts w:ascii="Arial" w:hAnsi="Arial" w:eastAsia="Arial" w:cs="Arial"/>
+              </w:rPr>
+            </w:pPr>
+          </w:p>
+          <w:p>
+            <w:pPr>
+              <w:pStyle w:val="Footer"/>
+              <w:jc w:val="center"/>
+            </w:pPr>
+            <w:r>
+              <w:rPr>
+                <w:rFonts w:ascii="Arial" w:hAnsi="Arial" w:eastAsia="Arial" w:cs="Arial"/>
+              </w:rPr>
+              <w:t>100%</w:t>
             </w:r>
           </w:p>
         </w:tc>
@@ -2588,7 +2904,7 @@
         </w:trPr>
         <w:tc>
           <w:tcPr>
-            <w:tcW w:w="2880" w:type="pct"/>
+            <w:tcW w:w="3665" w:type="dxa"/>
             <w:tcMar/>
           </w:tcPr>
           <w:p wp14:textId="05F9F1D8">
@@ -2631,7 +2947,7 @@
         </w:tc>
         <w:tc>
           <w:tcPr>
-            <w:tcW w:w="2120" w:type="pct"/>
+            <w:tcW w:w="2698" w:type="dxa"/>
             <w:tcMar/>
           </w:tcPr>
           <w:p wp14:textId="66A8800C">
@@ -2648,6 +2964,33 @@
                 <w:rFonts w:ascii="Arial" w:hAnsi="Arial" w:eastAsia="Arial" w:cs="Arial"/>
               </w:rPr>
               <w:t>Optional</w:t>
+            </w:r>
+          </w:p>
+        </w:tc>
+        <w:tc>
+          <w:tcPr>
+            <w:tcW w:w="2698" w:type="dxa"/>
+            <w:tcMar/>
+          </w:tcPr>
+          <w:p>
+            <w:pPr>
+              <w:pStyle w:val="Footer"/>
+              <w:jc w:val="center"/>
+              <w:rPr>
+                <w:rFonts w:ascii="Arial" w:hAnsi="Arial" w:eastAsia="Arial" w:cs="Arial"/>
+              </w:rPr>
+            </w:pPr>
+          </w:p>
+          <w:p>
+            <w:pPr>
+              <w:pStyle w:val="Footer"/>
+              <w:jc w:val="center"/>
+            </w:pPr>
+            <w:r>
+              <w:rPr>
+                <w:rFonts w:ascii="Arial" w:hAnsi="Arial" w:eastAsia="Arial" w:cs="Arial"/>
+              </w:rPr>
+              <w:t>0%</w:t>
             </w:r>
           </w:p>
         </w:tc>
@@ -2664,7 +3007,7 @@
         </w:trPr>
         <w:tc>
           <w:tcPr>
-            <w:tcW w:w="2880" w:type="pct"/>
+            <w:tcW w:w="3665" w:type="dxa"/>
             <w:tcMar/>
           </w:tcPr>
           <w:p wp14:textId="6BF6C56A">
@@ -2690,7 +3033,7 @@
         </w:tc>
         <w:tc>
           <w:tcPr>
-            <w:tcW w:w="2120" w:type="pct"/>
+            <w:tcW w:w="2698" w:type="dxa"/>
             <w:tcMar/>
           </w:tcPr>
           <w:p wp14:textId="0F163B1E">
@@ -2707,6 +3050,33 @@
                 <w:rFonts w:ascii="Arial" w:hAnsi="Arial" w:eastAsia="Arial" w:cs="Arial"/>
               </w:rPr>
               <w:t>Essential</w:t>
+            </w:r>
+          </w:p>
+        </w:tc>
+        <w:tc>
+          <w:tcPr>
+            <w:tcW w:w="2698" w:type="dxa"/>
+            <w:tcMar/>
+          </w:tcPr>
+          <w:p>
+            <w:pPr>
+              <w:pStyle w:val="Footer"/>
+              <w:jc w:val="center"/>
+              <w:rPr>
+                <w:rFonts w:ascii="Arial" w:hAnsi="Arial" w:eastAsia="Arial" w:cs="Arial"/>
+              </w:rPr>
+            </w:pPr>
+          </w:p>
+          <w:p>
+            <w:pPr>
+              <w:pStyle w:val="Footer"/>
+              <w:jc w:val="center"/>
+            </w:pPr>
+            <w:r>
+              <w:rPr>
+                <w:rFonts w:ascii="Arial" w:hAnsi="Arial" w:eastAsia="Arial" w:cs="Arial"/>
+              </w:rPr>
+              <w:t>100%</w:t>
             </w:r>
           </w:p>
         </w:tc>
@@ -2723,7 +3093,7 @@
         </w:trPr>
         <w:tc>
           <w:tcPr>
-            <w:tcW w:w="2880" w:type="pct"/>
+            <w:tcW w:w="3665" w:type="dxa"/>
             <w:tcMar/>
           </w:tcPr>
           <w:p wp14:textId="7377A912">
@@ -2777,7 +3147,7 @@
         </w:tc>
         <w:tc>
           <w:tcPr>
-            <w:tcW w:w="2120" w:type="pct"/>
+            <w:tcW w:w="2698" w:type="dxa"/>
             <w:tcMar/>
           </w:tcPr>
           <w:p wp14:textId="1059B2E4">
@@ -2796,6 +3166,35 @@
                 <w:lang w:val="en-GB"/>
               </w:rPr>
               <w:t>Essential</w:t>
+            </w:r>
+          </w:p>
+        </w:tc>
+        <w:tc>
+          <w:tcPr>
+            <w:tcW w:w="2698" w:type="dxa"/>
+            <w:tcMar/>
+          </w:tcPr>
+          <w:p>
+            <w:pPr>
+              <w:pStyle w:val="Footer"/>
+              <w:jc w:val="center"/>
+              <w:rPr>
+                <w:rFonts w:ascii="Arial" w:hAnsi="Arial" w:eastAsia="Arial" w:cs="Arial"/>
+                <w:lang w:val="en-GB"/>
+              </w:rPr>
+            </w:pPr>
+          </w:p>
+          <w:p>
+            <w:pPr>
+              <w:pStyle w:val="Footer"/>
+              <w:jc w:val="center"/>
+            </w:pPr>
+            <w:r>
+              <w:rPr>
+                <w:rFonts w:ascii="Arial" w:hAnsi="Arial" w:eastAsia="Arial" w:cs="Arial"/>
+                <w:lang w:val="en-GB"/>
+              </w:rPr>
+              <w:t>100%</w:t>
             </w:r>
           </w:p>
         </w:tc>
@@ -2812,7 +3211,7 @@
         </w:tblPrEx>
         <w:tc>
           <w:tcPr>
-            <w:tcW w:w="5208" w:type="dxa"/>
+            <w:tcW w:w="3665" w:type="dxa"/>
             <w:tcMar/>
           </w:tcPr>
           <w:p>
@@ -2835,7 +3234,7 @@
         </w:tc>
         <w:tc>
           <w:tcPr>
-            <w:tcW w:w="3834" w:type="dxa"/>
+            <w:tcW w:w="2698" w:type="dxa"/>
             <w:tcMar/>
           </w:tcPr>
           <w:p>
@@ -2863,6 +3262,35 @@
                 <w:lang w:val="en-GB"/>
               </w:rPr>
               <w:t>Optional</w:t>
+            </w:r>
+          </w:p>
+        </w:tc>
+        <w:tc>
+          <w:tcPr>
+            <w:tcW w:w="2698" w:type="dxa"/>
+            <w:tcMar/>
+          </w:tcPr>
+          <w:p>
+            <w:pPr>
+              <w:pStyle w:val="Footer"/>
+              <w:jc w:val="center"/>
+              <w:rPr>
+                <w:rFonts w:ascii="Arial" w:hAnsi="Arial" w:eastAsia="Arial" w:cs="Arial"/>
+                <w:lang w:val="en-GB"/>
+              </w:rPr>
+            </w:pPr>
+          </w:p>
+          <w:p>
+            <w:pPr>
+              <w:pStyle w:val="Footer"/>
+              <w:jc w:val="center"/>
+            </w:pPr>
+            <w:r>
+              <w:rPr>
+                <w:rFonts w:ascii="Arial" w:hAnsi="Arial" w:eastAsia="Arial" w:cs="Arial"/>
+                <w:lang w:val="en-GB"/>
+              </w:rPr>
+              <w:t>0%</w:t>
             </w:r>
           </w:p>
         </w:tc>
@@ -2879,7 +3307,7 @@
         </w:tblPrEx>
         <w:tc>
           <w:tcPr>
-            <w:tcW w:w="5208" w:type="dxa"/>
+            <w:tcW w:w="3665" w:type="dxa"/>
             <w:tcMar/>
           </w:tcPr>
           <w:p>
@@ -2932,7 +3360,7 @@
         </w:tc>
         <w:tc>
           <w:tcPr>
-            <w:tcW w:w="3834" w:type="dxa"/>
+            <w:tcW w:w="2698" w:type="dxa"/>
             <w:tcMar/>
           </w:tcPr>
           <w:p>
@@ -2960,6 +3388,35 @@
                 <w:lang w:val="en-GB"/>
               </w:rPr>
               <w:t>Essential</w:t>
+            </w:r>
+          </w:p>
+        </w:tc>
+        <w:tc>
+          <w:tcPr>
+            <w:tcW w:w="2698" w:type="dxa"/>
+            <w:tcMar/>
+          </w:tcPr>
+          <w:p>
+            <w:pPr>
+              <w:pStyle w:val="Footer"/>
+              <w:jc w:val="center"/>
+              <w:rPr>
+                <w:rFonts w:ascii="Arial" w:hAnsi="Arial" w:eastAsia="Arial" w:cs="Arial"/>
+                <w:lang w:val="en-GB"/>
+              </w:rPr>
+            </w:pPr>
+          </w:p>
+          <w:p>
+            <w:pPr>
+              <w:pStyle w:val="Footer"/>
+              <w:jc w:val="center"/>
+            </w:pPr>
+            <w:r>
+              <w:rPr>
+                <w:rFonts w:ascii="Arial" w:hAnsi="Arial" w:eastAsia="Arial" w:cs="Arial"/>
+                <w:lang w:val="en-GB"/>
+              </w:rPr>
+              <w:t>50%</w:t>
             </w:r>
           </w:p>
         </w:tc>
@@ -2976,7 +3433,7 @@
         </w:tblPrEx>
         <w:tc>
           <w:tcPr>
-            <w:tcW w:w="5208" w:type="dxa"/>
+            <w:tcW w:w="3665" w:type="dxa"/>
             <w:tcMar/>
           </w:tcPr>
           <w:p>
@@ -3005,7 +3462,7 @@
         </w:tc>
         <w:tc>
           <w:tcPr>
-            <w:tcW w:w="3834" w:type="dxa"/>
+            <w:tcW w:w="2698" w:type="dxa"/>
             <w:tcMar/>
           </w:tcPr>
           <w:p>
@@ -3044,6 +3501,35 @@
                 <w:lang w:val="en-GB"/>
               </w:rPr>
             </w:pPr>
+          </w:p>
+        </w:tc>
+        <w:tc>
+          <w:tcPr>
+            <w:tcW w:w="2698" w:type="dxa"/>
+            <w:tcMar/>
+          </w:tcPr>
+          <w:p>
+            <w:pPr>
+              <w:pStyle w:val="Footer"/>
+              <w:jc w:val="center"/>
+              <w:rPr>
+                <w:rFonts w:ascii="Arial" w:hAnsi="Arial" w:eastAsia="Arial" w:cs="Arial"/>
+                <w:lang w:val="en-GB"/>
+              </w:rPr>
+            </w:pPr>
+          </w:p>
+          <w:p>
+            <w:pPr>
+              <w:pStyle w:val="Footer"/>
+              <w:jc w:val="center"/>
+            </w:pPr>
+            <w:r>
+              <w:rPr>
+                <w:rFonts w:ascii="Arial" w:hAnsi="Arial" w:eastAsia="Arial" w:cs="Arial"/>
+                <w:lang w:val="en-GB"/>
+              </w:rPr>
+              <w:t>100%</w:t>
+            </w:r>
           </w:p>
         </w:tc>
       </w:tr>
@@ -3059,7 +3545,7 @@
         </w:tblPrEx>
         <w:tc>
           <w:tcPr>
-            <w:tcW w:w="5208" w:type="dxa"/>
+            <w:tcW w:w="3665" w:type="dxa"/>
             <w:tcMar/>
           </w:tcPr>
           <w:p>
@@ -3118,7 +3604,7 @@
         </w:tc>
         <w:tc>
           <w:tcPr>
-            <w:tcW w:w="3834" w:type="dxa"/>
+            <w:tcW w:w="2698" w:type="dxa"/>
             <w:tcMar/>
           </w:tcPr>
           <w:p>
@@ -3157,6 +3643,35 @@
                 <w:lang w:val="en-GB"/>
               </w:rPr>
             </w:pPr>
+          </w:p>
+        </w:tc>
+        <w:tc>
+          <w:tcPr>
+            <w:tcW w:w="2698" w:type="dxa"/>
+            <w:tcMar/>
+          </w:tcPr>
+          <w:p>
+            <w:pPr>
+              <w:pStyle w:val="Footer"/>
+              <w:jc w:val="center"/>
+              <w:rPr>
+                <w:rFonts w:ascii="Arial" w:hAnsi="Arial" w:eastAsia="Arial" w:cs="Arial"/>
+                <w:lang w:val="en-GB"/>
+              </w:rPr>
+            </w:pPr>
+          </w:p>
+          <w:p>
+            <w:pPr>
+              <w:pStyle w:val="Footer"/>
+              <w:jc w:val="center"/>
+            </w:pPr>
+            <w:r>
+              <w:rPr>
+                <w:rFonts w:ascii="Arial" w:hAnsi="Arial" w:eastAsia="Arial" w:cs="Arial"/>
+                <w:lang w:val="en-GB"/>
+              </w:rPr>
+              <w:t>100%</w:t>
+            </w:r>
           </w:p>
         </w:tc>
       </w:tr>
@@ -3172,7 +3687,7 @@
         </w:tblPrEx>
         <w:tc>
           <w:tcPr>
-            <w:tcW w:w="5208" w:type="dxa"/>
+            <w:tcW w:w="3665" w:type="dxa"/>
             <w:tcMar/>
           </w:tcPr>
           <w:p>
@@ -3228,7 +3743,7 @@
         </w:tc>
         <w:tc>
           <w:tcPr>
-            <w:tcW w:w="3834" w:type="dxa"/>
+            <w:tcW w:w="2698" w:type="dxa"/>
             <w:tcMar/>
           </w:tcPr>
           <w:p>
@@ -3267,6 +3782,42 @@
                 <w:lang w:val="en-GB"/>
               </w:rPr>
             </w:pPr>
+          </w:p>
+        </w:tc>
+        <w:tc>
+          <w:tcPr>
+            <w:tcW w:w="2698" w:type="dxa"/>
+            <w:tcMar/>
+          </w:tcPr>
+          <w:p>
+            <w:pPr>
+              <w:pStyle w:val="Footer"/>
+              <w:jc w:val="center"/>
+              <w:rPr>
+                <w:rFonts w:ascii="Arial" w:hAnsi="Arial" w:eastAsia="Arial" w:cs="Arial"/>
+                <w:lang w:val="en-GB"/>
+              </w:rPr>
+            </w:pPr>
+          </w:p>
+          <w:p>
+            <w:pPr>
+              <w:pStyle w:val="Footer"/>
+              <w:jc w:val="center"/>
+            </w:pPr>
+            <w:r>
+              <w:rPr>
+                <w:rFonts w:ascii="Arial" w:hAnsi="Arial" w:eastAsia="Arial" w:cs="Arial"/>
+                <w:lang w:val="en-GB"/>
+              </w:rPr>
+              <w:t>100</w:t>
+            </w:r>
+            <w:r>
+              <w:rPr>
+                <w:rFonts w:ascii="Arial" w:hAnsi="Arial" w:eastAsia="Arial" w:cs="Arial"/>
+                <w:lang w:val="en-GB"/>
+              </w:rPr>
+              <w:t>%</w:t>
+            </w:r>
           </w:p>
         </w:tc>
       </w:tr>
@@ -3282,7 +3833,7 @@
         </w:tblPrEx>
         <w:tc>
           <w:tcPr>
-            <w:tcW w:w="5208" w:type="dxa"/>
+            <w:tcW w:w="3665" w:type="dxa"/>
             <w:tcMar/>
           </w:tcPr>
           <w:p>
@@ -3338,7 +3889,7 @@
         </w:tc>
         <w:tc>
           <w:tcPr>
-            <w:tcW w:w="3834" w:type="dxa"/>
+            <w:tcW w:w="2698" w:type="dxa"/>
             <w:tcMar/>
           </w:tcPr>
           <w:p>
@@ -3358,6 +3909,37 @@
                 <w:lang w:val="en-GB"/>
               </w:rPr>
               <w:t>Desirable</w:t>
+            </w:r>
+          </w:p>
+        </w:tc>
+        <w:tc>
+          <w:tcPr>
+            <w:tcW w:w="2698" w:type="dxa"/>
+            <w:tcMar/>
+          </w:tcPr>
+          <w:p>
+            <w:pPr>
+              <w:pStyle w:val="Footer"/>
+              <w:jc w:val="center"/>
+              <w:rPr>
+                <w:rFonts w:ascii="Arial" w:hAnsi="Arial" w:eastAsia="Arial" w:cs="Arial"/>
+                <w:noProof w:val="0"/>
+                <w:lang w:val="en-GB"/>
+              </w:rPr>
+            </w:pPr>
+          </w:p>
+          <w:p>
+            <w:pPr>
+              <w:pStyle w:val="Footer"/>
+              <w:jc w:val="center"/>
+            </w:pPr>
+            <w:r>
+              <w:rPr>
+                <w:rFonts w:ascii="Arial" w:hAnsi="Arial" w:eastAsia="Arial" w:cs="Arial"/>
+                <w:noProof w:val="0"/>
+                <w:lang w:val="en-GB"/>
+              </w:rPr>
+              <w:t>100%</w:t>
             </w:r>
           </w:p>
         </w:tc>
@@ -3374,7 +3956,7 @@
         </w:tblPrEx>
         <w:tc>
           <w:tcPr>
-            <w:tcW w:w="5208" w:type="dxa"/>
+            <w:tcW w:w="3665" w:type="dxa"/>
             <w:tcMar/>
           </w:tcPr>
           <w:p>
@@ -3398,18 +3980,37 @@
         </w:tc>
         <w:tc>
           <w:tcPr>
-            <w:tcW w:w="3834" w:type="dxa"/>
+            <w:tcW w:w="2698" w:type="dxa"/>
             <w:tcMar/>
           </w:tcPr>
           <w:p>
             <w:pPr>
               <w:pStyle w:val="Footer"/>
+              <w:suppressLineNumbers w:val="0"/>
+              <w:bidi w:val="0"/>
+              <w:spacing w:before="0" w:beforeAutospacing="off" w:after="0" w:afterAutospacing="off" w:line="240" w:lineRule="atLeast"/>
+              <w:ind w:left="0" w:right="0"/>
               <w:jc w:val="center"/>
+            </w:pPr>
+            <w:r>
               <w:rPr>
                 <w:rFonts w:ascii="Arial" w:hAnsi="Arial" w:eastAsia="Arial" w:cs="Arial"/>
                 <w:noProof w:val="0"/>
                 <w:lang w:val="en-GB"/>
               </w:rPr>
+              <w:t>Essential</w:t>
+            </w:r>
+          </w:p>
+        </w:tc>
+        <w:tc>
+          <w:tcPr>
+            <w:tcW w:w="2698" w:type="dxa"/>
+            <w:tcMar/>
+          </w:tcPr>
+          <w:p>
+            <w:pPr>
+              <w:pStyle w:val="Footer"/>
+              <w:jc w:val="center"/>
             </w:pPr>
             <w:r>
               <w:rPr>
@@ -3417,7 +4018,15 @@
                 <w:noProof w:val="0"/>
                 <w:lang w:val="en-GB"/>
               </w:rPr>
-              <w:t>Desirable</w:t>
+              <w:t>100</w:t>
+            </w:r>
+            <w:r>
+              <w:rPr>
+                <w:rFonts w:ascii="Arial" w:hAnsi="Arial" w:eastAsia="Arial" w:cs="Arial"/>
+                <w:noProof w:val="0"/>
+                <w:lang w:val="en-GB"/>
+              </w:rPr>
+              <w:t>%</w:t>
             </w:r>
           </w:p>
         </w:tc>
@@ -3434,7 +4043,7 @@
         </w:tblPrEx>
         <w:tc>
           <w:tcPr>
-            <w:tcW w:w="5208" w:type="dxa"/>
+            <w:tcW w:w="3665" w:type="dxa"/>
             <w:tcMar/>
           </w:tcPr>
           <w:p>
@@ -3458,18 +4067,37 @@
         </w:tc>
         <w:tc>
           <w:tcPr>
-            <w:tcW w:w="3834" w:type="dxa"/>
+            <w:tcW w:w="2698" w:type="dxa"/>
             <w:tcMar/>
           </w:tcPr>
           <w:p>
             <w:pPr>
               <w:pStyle w:val="Footer"/>
+              <w:suppressLineNumbers w:val="0"/>
+              <w:bidi w:val="0"/>
+              <w:spacing w:before="0" w:beforeAutospacing="off" w:after="0" w:afterAutospacing="off" w:line="240" w:lineRule="atLeast"/>
+              <w:ind w:left="0" w:right="0"/>
               <w:jc w:val="center"/>
+            </w:pPr>
+            <w:r>
               <w:rPr>
                 <w:rFonts w:ascii="Arial" w:hAnsi="Arial" w:eastAsia="Arial" w:cs="Arial"/>
                 <w:noProof w:val="0"/>
                 <w:lang w:val="en-GB"/>
               </w:rPr>
+              <w:t>Essential</w:t>
+            </w:r>
+          </w:p>
+        </w:tc>
+        <w:tc>
+          <w:tcPr>
+            <w:tcW w:w="2698" w:type="dxa"/>
+            <w:tcMar/>
+          </w:tcPr>
+          <w:p>
+            <w:pPr>
+              <w:pStyle w:val="Footer"/>
+              <w:jc w:val="center"/>
             </w:pPr>
             <w:r>
               <w:rPr>
@@ -3477,7 +4105,7 @@
                 <w:noProof w:val="0"/>
                 <w:lang w:val="en-GB"/>
               </w:rPr>
-              <w:t>Desirable</w:t>
+              <w:t>100%</w:t>
             </w:r>
           </w:p>
         </w:tc>

--- a/SG2_Units/SG2_Artefacts/SG2_SupplReqs.docx
+++ b/SG2_Units/SG2_Artefacts/SG2_SupplReqs.docx
@@ -5,12 +5,6 @@
     <w:p xmlns:wp14="http://schemas.microsoft.com/office/word/2010/wordml" wp14:textId="259913AC">
       <w:pPr>
         <w:pStyle w:val="Title"/>
-        <w:rPr>
-          <w:rFonts w:ascii="Arial" w:hAnsi="Arial" w:eastAsia="Arial" w:cs="Arial"/>
-          <w:b w:val="0"/>
-          <w:bCs w:val="0"/>
-          <w:lang w:val="en-GB"/>
-        </w:rPr>
       </w:pPr>
       <w:r>
         <w:rPr>
@@ -31,6 +25,20 @@
         <w:rPr/>
         <w:t xml:space="preserve"> </w:t>
       </w:r>
+    </w:p>
+    <w:p>
+      <w:pPr>
+        <w:pStyle w:val="Normal"/>
+        <w:jc w:val="center"/>
+      </w:pPr>
+      <w:hyperlink r:id="R763a20f4e495440e">
+        <w:r>
+          <w:rPr>
+            <w:rStyle w:val="Hyperlink"/>
+          </w:rPr>
+          <w:t>https://github.com/DanielJ0131/interactive-house</w:t>
+        </w:r>
+      </w:hyperlink>
     </w:p>
     <w:p xmlns:wp14="http://schemas.microsoft.com/office/word/2010/wordml" wp14:textId="77777777">
       <w:pPr>
@@ -80,10 +88,6 @@
             <w:tabs>
               <w:tab w:val="right" w:leader="dot" w:pos="9060"/>
             </w:tabs>
-            <w:bidi w:val="0"/>
-            <w:rPr>
-              <w:rStyle w:val="Hyperlink"/>
-            </w:rPr>
           </w:pPr>
           <w:r>
             <w:fldChar w:fldCharType="begin"/>
@@ -94,7 +98,7 @@
           <w:r>
             <w:fldChar w:fldCharType="separate"/>
           </w:r>
-          <w:hyperlink w:anchor="_Toc2054798941">
+          <w:hyperlink w:anchor="_Toc1652955105">
             <w:r>
               <w:rPr>
                 <w:rStyle w:val="Hyperlink"/>
@@ -108,7 +112,7 @@
               <w:fldChar w:fldCharType="begin"/>
             </w:r>
             <w:r>
-              <w:instrText xml:space="preserve">PAGEREF _Toc2054798941 \h</w:instrText>
+              <w:instrText xml:space="preserve">PAGEREF _Toc1652955105 \h</w:instrText>
             </w:r>
             <w:r>
               <w:fldChar w:fldCharType="separate"/>
@@ -118,6 +122,968 @@
                 <w:rStyle w:val="Hyperlink"/>
               </w:rPr>
               <w:t>1</w:t>
+            </w:r>
+            <w:r>
+              <w:fldChar w:fldCharType="end"/>
+            </w:r>
+          </w:hyperlink>
+        </w:p>
+        <w:p>
+          <w:pPr>
+            <w:pStyle w:val="TOC1"/>
+            <w:tabs>
+              <w:tab w:val="right" w:leader="dot" w:pos="9060"/>
+            </w:tabs>
+          </w:pPr>
+          <w:hyperlink w:anchor="_Toc661802045">
+            <w:r>
+              <w:rPr>
+                <w:rStyle w:val="Hyperlink"/>
+              </w:rPr>
+              <w:t>Supplementary Requirements List</w:t>
+            </w:r>
+            <w:r>
+              <w:tab/>
+            </w:r>
+            <w:r>
+              <w:fldChar w:fldCharType="begin"/>
+            </w:r>
+            <w:r>
+              <w:instrText xml:space="preserve">PAGEREF _Toc661802045 \h</w:instrText>
+            </w:r>
+            <w:r>
+              <w:fldChar w:fldCharType="separate"/>
+            </w:r>
+            <w:r>
+              <w:rPr>
+                <w:rStyle w:val="Hyperlink"/>
+              </w:rPr>
+              <w:t>2</w:t>
+            </w:r>
+            <w:r>
+              <w:fldChar w:fldCharType="end"/>
+            </w:r>
+          </w:hyperlink>
+        </w:p>
+        <w:p>
+          <w:pPr>
+            <w:pStyle w:val="TOC1"/>
+            <w:tabs>
+              <w:tab w:val="right" w:leader="dot" w:pos="9060"/>
+            </w:tabs>
+          </w:pPr>
+          <w:hyperlink w:anchor="_Toc1333758171">
+            <w:r>
+              <w:rPr>
+                <w:rStyle w:val="Hyperlink"/>
+              </w:rPr>
+              <w:t>Supplementary Requirements Descriptions</w:t>
+            </w:r>
+            <w:r>
+              <w:tab/>
+            </w:r>
+            <w:r>
+              <w:fldChar w:fldCharType="begin"/>
+            </w:r>
+            <w:r>
+              <w:instrText xml:space="preserve">PAGEREF _Toc1333758171 \h</w:instrText>
+            </w:r>
+            <w:r>
+              <w:fldChar w:fldCharType="separate"/>
+            </w:r>
+            <w:r>
+              <w:rPr>
+                <w:rStyle w:val="Hyperlink"/>
+              </w:rPr>
+              <w:t>3</w:t>
+            </w:r>
+            <w:r>
+              <w:fldChar w:fldCharType="end"/>
+            </w:r>
+          </w:hyperlink>
+        </w:p>
+        <w:p>
+          <w:pPr>
+            <w:pStyle w:val="TOC2"/>
+            <w:tabs>
+              <w:tab w:val="right" w:leader="dot" w:pos="9060"/>
+            </w:tabs>
+          </w:pPr>
+          <w:hyperlink w:anchor="_Toc1097305952">
+            <w:r>
+              <w:rPr>
+                <w:rStyle w:val="Hyperlink"/>
+              </w:rPr>
+              <w:t>1. General</w:t>
+            </w:r>
+            <w:r>
+              <w:tab/>
+            </w:r>
+            <w:r>
+              <w:fldChar w:fldCharType="begin"/>
+            </w:r>
+            <w:r>
+              <w:instrText xml:space="preserve">PAGEREF _Toc1097305952 \h</w:instrText>
+            </w:r>
+            <w:r>
+              <w:fldChar w:fldCharType="separate"/>
+            </w:r>
+            <w:r>
+              <w:rPr>
+                <w:rStyle w:val="Hyperlink"/>
+              </w:rPr>
+              <w:t>3</w:t>
+            </w:r>
+            <w:r>
+              <w:fldChar w:fldCharType="end"/>
+            </w:r>
+          </w:hyperlink>
+        </w:p>
+        <w:p>
+          <w:pPr>
+            <w:pStyle w:val="TOC3"/>
+            <w:tabs>
+              <w:tab w:val="right" w:leader="dot" w:pos="9060"/>
+            </w:tabs>
+          </w:pPr>
+          <w:hyperlink w:anchor="_Toc538343725">
+            <w:r>
+              <w:rPr>
+                <w:rStyle w:val="Hyperlink"/>
+              </w:rPr>
+              <w:t>S1. Usability, Accessibility &amp; Independence</w:t>
+            </w:r>
+            <w:r>
+              <w:tab/>
+            </w:r>
+            <w:r>
+              <w:fldChar w:fldCharType="begin"/>
+            </w:r>
+            <w:r>
+              <w:instrText xml:space="preserve">PAGEREF _Toc538343725 \h</w:instrText>
+            </w:r>
+            <w:r>
+              <w:fldChar w:fldCharType="separate"/>
+            </w:r>
+            <w:r>
+              <w:rPr>
+                <w:rStyle w:val="Hyperlink"/>
+              </w:rPr>
+              <w:t>3</w:t>
+            </w:r>
+            <w:r>
+              <w:fldChar w:fldCharType="end"/>
+            </w:r>
+          </w:hyperlink>
+        </w:p>
+        <w:p>
+          <w:pPr>
+            <w:pStyle w:val="TOC3"/>
+            <w:tabs>
+              <w:tab w:val="right" w:leader="dot" w:pos="9060"/>
+            </w:tabs>
+          </w:pPr>
+          <w:hyperlink w:anchor="_Toc1586122675">
+            <w:r>
+              <w:rPr>
+                <w:rStyle w:val="Hyperlink"/>
+              </w:rPr>
+              <w:t>S2. Reliability - Synchronized State</w:t>
+            </w:r>
+            <w:r>
+              <w:tab/>
+            </w:r>
+            <w:r>
+              <w:fldChar w:fldCharType="begin"/>
+            </w:r>
+            <w:r>
+              <w:instrText xml:space="preserve">PAGEREF _Toc1586122675 \h</w:instrText>
+            </w:r>
+            <w:r>
+              <w:fldChar w:fldCharType="separate"/>
+            </w:r>
+            <w:r>
+              <w:rPr>
+                <w:rStyle w:val="Hyperlink"/>
+              </w:rPr>
+              <w:t>3</w:t>
+            </w:r>
+            <w:r>
+              <w:fldChar w:fldCharType="end"/>
+            </w:r>
+          </w:hyperlink>
+        </w:p>
+        <w:p>
+          <w:pPr>
+            <w:pStyle w:val="TOC3"/>
+            <w:tabs>
+              <w:tab w:val="right" w:leader="dot" w:pos="9060"/>
+            </w:tabs>
+          </w:pPr>
+          <w:hyperlink w:anchor="_Toc1563255910">
+            <w:r>
+              <w:rPr>
+                <w:rStyle w:val="Hyperlink"/>
+              </w:rPr>
+              <w:t>S3. Performance - Interaction Latency</w:t>
+            </w:r>
+            <w:r>
+              <w:tab/>
+            </w:r>
+            <w:r>
+              <w:fldChar w:fldCharType="begin"/>
+            </w:r>
+            <w:r>
+              <w:instrText xml:space="preserve">PAGEREF _Toc1563255910 \h</w:instrText>
+            </w:r>
+            <w:r>
+              <w:fldChar w:fldCharType="separate"/>
+            </w:r>
+            <w:r>
+              <w:rPr>
+                <w:rStyle w:val="Hyperlink"/>
+              </w:rPr>
+              <w:t>3</w:t>
+            </w:r>
+            <w:r>
+              <w:fldChar w:fldCharType="end"/>
+            </w:r>
+          </w:hyperlink>
+        </w:p>
+        <w:p>
+          <w:pPr>
+            <w:pStyle w:val="TOC3"/>
+            <w:tabs>
+              <w:tab w:val="right" w:leader="dot" w:pos="9060"/>
+            </w:tabs>
+          </w:pPr>
+          <w:hyperlink w:anchor="_Toc369734201">
+            <w:r>
+              <w:rPr>
+                <w:rStyle w:val="Hyperlink"/>
+              </w:rPr>
+              <w:t>S4. User Interface - Dynamic Scalability</w:t>
+            </w:r>
+            <w:r>
+              <w:tab/>
+            </w:r>
+            <w:r>
+              <w:fldChar w:fldCharType="begin"/>
+            </w:r>
+            <w:r>
+              <w:instrText xml:space="preserve">PAGEREF _Toc369734201 \h</w:instrText>
+            </w:r>
+            <w:r>
+              <w:fldChar w:fldCharType="separate"/>
+            </w:r>
+            <w:r>
+              <w:rPr>
+                <w:rStyle w:val="Hyperlink"/>
+              </w:rPr>
+              <w:t>4</w:t>
+            </w:r>
+            <w:r>
+              <w:fldChar w:fldCharType="end"/>
+            </w:r>
+          </w:hyperlink>
+        </w:p>
+        <w:p>
+          <w:pPr>
+            <w:pStyle w:val="TOC3"/>
+            <w:tabs>
+              <w:tab w:val="right" w:leader="dot" w:pos="9060"/>
+            </w:tabs>
+          </w:pPr>
+          <w:hyperlink w:anchor="_Toc1013092536">
+            <w:r>
+              <w:rPr>
+                <w:rStyle w:val="Hyperlink"/>
+              </w:rPr>
+              <w:t>S5. Hardware Requirements - Multi-modal Input</w:t>
+            </w:r>
+            <w:r>
+              <w:tab/>
+            </w:r>
+            <w:r>
+              <w:fldChar w:fldCharType="begin"/>
+            </w:r>
+            <w:r>
+              <w:instrText xml:space="preserve">PAGEREF _Toc1013092536 \h</w:instrText>
+            </w:r>
+            <w:r>
+              <w:fldChar w:fldCharType="separate"/>
+            </w:r>
+            <w:r>
+              <w:rPr>
+                <w:rStyle w:val="Hyperlink"/>
+              </w:rPr>
+              <w:t>4</w:t>
+            </w:r>
+            <w:r>
+              <w:fldChar w:fldCharType="end"/>
+            </w:r>
+          </w:hyperlink>
+        </w:p>
+        <w:p>
+          <w:pPr>
+            <w:pStyle w:val="TOC3"/>
+            <w:tabs>
+              <w:tab w:val="right" w:leader="dot" w:pos="9060"/>
+            </w:tabs>
+          </w:pPr>
+          <w:hyperlink w:anchor="_Toc1678926289">
+            <w:r>
+              <w:rPr>
+                <w:rStyle w:val="Hyperlink"/>
+              </w:rPr>
+              <w:t>S6. Design Language</w:t>
+            </w:r>
+            <w:r>
+              <w:tab/>
+            </w:r>
+            <w:r>
+              <w:fldChar w:fldCharType="begin"/>
+            </w:r>
+            <w:r>
+              <w:instrText xml:space="preserve">PAGEREF _Toc1678926289 \h</w:instrText>
+            </w:r>
+            <w:r>
+              <w:fldChar w:fldCharType="separate"/>
+            </w:r>
+            <w:r>
+              <w:rPr>
+                <w:rStyle w:val="Hyperlink"/>
+              </w:rPr>
+              <w:t>4</w:t>
+            </w:r>
+            <w:r>
+              <w:fldChar w:fldCharType="end"/>
+            </w:r>
+          </w:hyperlink>
+        </w:p>
+        <w:p>
+          <w:pPr>
+            <w:pStyle w:val="TOC3"/>
+            <w:tabs>
+              <w:tab w:val="right" w:leader="dot" w:pos="9060"/>
+            </w:tabs>
+          </w:pPr>
+          <w:hyperlink w:anchor="_Toc1016345951">
+            <w:r>
+              <w:rPr>
+                <w:rStyle w:val="Hyperlink"/>
+              </w:rPr>
+              <w:t>S7. Implementation Platform</w:t>
+            </w:r>
+            <w:r>
+              <w:tab/>
+            </w:r>
+            <w:r>
+              <w:fldChar w:fldCharType="begin"/>
+            </w:r>
+            <w:r>
+              <w:instrText xml:space="preserve">PAGEREF _Toc1016345951 \h</w:instrText>
+            </w:r>
+            <w:r>
+              <w:fldChar w:fldCharType="separate"/>
+            </w:r>
+            <w:r>
+              <w:rPr>
+                <w:rStyle w:val="Hyperlink"/>
+              </w:rPr>
+              <w:t>4</w:t>
+            </w:r>
+            <w:r>
+              <w:fldChar w:fldCharType="end"/>
+            </w:r>
+          </w:hyperlink>
+        </w:p>
+        <w:p>
+          <w:pPr>
+            <w:pStyle w:val="TOC3"/>
+            <w:tabs>
+              <w:tab w:val="right" w:leader="dot" w:pos="9060"/>
+            </w:tabs>
+          </w:pPr>
+          <w:hyperlink w:anchor="_Toc1237860751">
+            <w:r>
+              <w:rPr>
+                <w:rStyle w:val="Hyperlink"/>
+              </w:rPr>
+              <w:t>S8. Local Persistence – Offline Mode Mock-up</w:t>
+            </w:r>
+            <w:r>
+              <w:tab/>
+            </w:r>
+            <w:r>
+              <w:fldChar w:fldCharType="begin"/>
+            </w:r>
+            <w:r>
+              <w:instrText xml:space="preserve">PAGEREF _Toc1237860751 \h</w:instrText>
+            </w:r>
+            <w:r>
+              <w:fldChar w:fldCharType="separate"/>
+            </w:r>
+            <w:r>
+              <w:rPr>
+                <w:rStyle w:val="Hyperlink"/>
+              </w:rPr>
+              <w:t>4</w:t>
+            </w:r>
+            <w:r>
+              <w:fldChar w:fldCharType="end"/>
+            </w:r>
+          </w:hyperlink>
+        </w:p>
+        <w:p>
+          <w:pPr>
+            <w:pStyle w:val="TOC2"/>
+            <w:tabs>
+              <w:tab w:val="right" w:leader="dot" w:pos="9060"/>
+            </w:tabs>
+          </w:pPr>
+          <w:hyperlink w:anchor="_Toc173455929">
+            <w:r>
+              <w:rPr>
+                <w:rStyle w:val="Hyperlink"/>
+              </w:rPr>
+              <w:t>2. Mobile</w:t>
+            </w:r>
+            <w:r>
+              <w:tab/>
+            </w:r>
+            <w:r>
+              <w:fldChar w:fldCharType="begin"/>
+            </w:r>
+            <w:r>
+              <w:instrText xml:space="preserve">PAGEREF _Toc173455929 \h</w:instrText>
+            </w:r>
+            <w:r>
+              <w:fldChar w:fldCharType="separate"/>
+            </w:r>
+            <w:r>
+              <w:rPr>
+                <w:rStyle w:val="Hyperlink"/>
+              </w:rPr>
+              <w:t>4</w:t>
+            </w:r>
+            <w:r>
+              <w:fldChar w:fldCharType="end"/>
+            </w:r>
+          </w:hyperlink>
+        </w:p>
+        <w:p>
+          <w:pPr>
+            <w:pStyle w:val="TOC3"/>
+            <w:tabs>
+              <w:tab w:val="right" w:leader="dot" w:pos="9060"/>
+            </w:tabs>
+          </w:pPr>
+          <w:hyperlink w:anchor="_Toc656742619">
+            <w:r>
+              <w:rPr>
+                <w:rStyle w:val="Hyperlink"/>
+              </w:rPr>
+              <w:t>S9. Mobile Performance - Native Thread Responsiveness</w:t>
+            </w:r>
+            <w:r>
+              <w:tab/>
+            </w:r>
+            <w:r>
+              <w:fldChar w:fldCharType="begin"/>
+            </w:r>
+            <w:r>
+              <w:instrText xml:space="preserve">PAGEREF _Toc656742619 \h</w:instrText>
+            </w:r>
+            <w:r>
+              <w:fldChar w:fldCharType="separate"/>
+            </w:r>
+            <w:r>
+              <w:rPr>
+                <w:rStyle w:val="Hyperlink"/>
+              </w:rPr>
+              <w:t>4</w:t>
+            </w:r>
+            <w:r>
+              <w:fldChar w:fldCharType="end"/>
+            </w:r>
+          </w:hyperlink>
+        </w:p>
+        <w:p>
+          <w:pPr>
+            <w:pStyle w:val="TOC3"/>
+            <w:tabs>
+              <w:tab w:val="right" w:leader="dot" w:pos="9060"/>
+            </w:tabs>
+          </w:pPr>
+          <w:hyperlink w:anchor="_Toc135468695">
+            <w:r>
+              <w:rPr>
+                <w:rStyle w:val="Hyperlink"/>
+              </w:rPr>
+              <w:t>S10. Mobile Reliability - Connectivity Transition (WiFi/Cellular)</w:t>
+            </w:r>
+            <w:r>
+              <w:tab/>
+            </w:r>
+            <w:r>
+              <w:fldChar w:fldCharType="begin"/>
+            </w:r>
+            <w:r>
+              <w:instrText xml:space="preserve">PAGEREF _Toc135468695 \h</w:instrText>
+            </w:r>
+            <w:r>
+              <w:fldChar w:fldCharType="separate"/>
+            </w:r>
+            <w:r>
+              <w:rPr>
+                <w:rStyle w:val="Hyperlink"/>
+              </w:rPr>
+              <w:t>5</w:t>
+            </w:r>
+            <w:r>
+              <w:fldChar w:fldCharType="end"/>
+            </w:r>
+          </w:hyperlink>
+        </w:p>
+        <w:p>
+          <w:pPr>
+            <w:pStyle w:val="TOC3"/>
+            <w:tabs>
+              <w:tab w:val="right" w:leader="dot" w:pos="9060"/>
+            </w:tabs>
+          </w:pPr>
+          <w:hyperlink w:anchor="_Toc379137276">
+            <w:r>
+              <w:rPr>
+                <w:rStyle w:val="Hyperlink"/>
+              </w:rPr>
+              <w:t>S11. Mobile Resource Management - Battery Efficiency</w:t>
+            </w:r>
+            <w:r>
+              <w:tab/>
+            </w:r>
+            <w:r>
+              <w:fldChar w:fldCharType="begin"/>
+            </w:r>
+            <w:r>
+              <w:instrText xml:space="preserve">PAGEREF _Toc379137276 \h</w:instrText>
+            </w:r>
+            <w:r>
+              <w:fldChar w:fldCharType="separate"/>
+            </w:r>
+            <w:r>
+              <w:rPr>
+                <w:rStyle w:val="Hyperlink"/>
+              </w:rPr>
+              <w:t>5</w:t>
+            </w:r>
+            <w:r>
+              <w:fldChar w:fldCharType="end"/>
+            </w:r>
+          </w:hyperlink>
+        </w:p>
+        <w:p>
+          <w:pPr>
+            <w:pStyle w:val="TOC3"/>
+            <w:tabs>
+              <w:tab w:val="right" w:leader="dot" w:pos="9060"/>
+            </w:tabs>
+          </w:pPr>
+          <w:hyperlink w:anchor="_Toc437231585">
+            <w:r>
+              <w:rPr>
+                <w:rStyle w:val="Hyperlink"/>
+              </w:rPr>
+              <w:t>S12. Mobile Accessibility - Screen Reader &amp; Voiceover</w:t>
+            </w:r>
+            <w:r>
+              <w:tab/>
+            </w:r>
+            <w:r>
+              <w:fldChar w:fldCharType="begin"/>
+            </w:r>
+            <w:r>
+              <w:instrText xml:space="preserve">PAGEREF _Toc437231585 \h</w:instrText>
+            </w:r>
+            <w:r>
+              <w:fldChar w:fldCharType="separate"/>
+            </w:r>
+            <w:r>
+              <w:rPr>
+                <w:rStyle w:val="Hyperlink"/>
+              </w:rPr>
+              <w:t>5</w:t>
+            </w:r>
+            <w:r>
+              <w:fldChar w:fldCharType="end"/>
+            </w:r>
+          </w:hyperlink>
+        </w:p>
+        <w:p>
+          <w:pPr>
+            <w:pStyle w:val="TOC2"/>
+            <w:tabs>
+              <w:tab w:val="right" w:leader="dot" w:pos="9060"/>
+            </w:tabs>
+          </w:pPr>
+          <w:hyperlink w:anchor="_Toc743857020">
+            <w:r>
+              <w:rPr>
+                <w:rStyle w:val="Hyperlink"/>
+              </w:rPr>
+              <w:t>3. Web</w:t>
+            </w:r>
+            <w:r>
+              <w:tab/>
+            </w:r>
+            <w:r>
+              <w:fldChar w:fldCharType="begin"/>
+            </w:r>
+            <w:r>
+              <w:instrText xml:space="preserve">PAGEREF _Toc743857020 \h</w:instrText>
+            </w:r>
+            <w:r>
+              <w:fldChar w:fldCharType="separate"/>
+            </w:r>
+            <w:r>
+              <w:rPr>
+                <w:rStyle w:val="Hyperlink"/>
+              </w:rPr>
+              <w:t>5</w:t>
+            </w:r>
+            <w:r>
+              <w:fldChar w:fldCharType="end"/>
+            </w:r>
+          </w:hyperlink>
+        </w:p>
+        <w:p>
+          <w:pPr>
+            <w:pStyle w:val="TOC3"/>
+            <w:tabs>
+              <w:tab w:val="right" w:leader="dot" w:pos="9060"/>
+            </w:tabs>
+          </w:pPr>
+          <w:hyperlink w:anchor="_Toc1189953707">
+            <w:r>
+              <w:rPr>
+                <w:rStyle w:val="Hyperlink"/>
+              </w:rPr>
+              <w:t>S13. Web Performance - Interaction Responsiveness</w:t>
+            </w:r>
+            <w:r>
+              <w:tab/>
+            </w:r>
+            <w:r>
+              <w:fldChar w:fldCharType="begin"/>
+            </w:r>
+            <w:r>
+              <w:instrText xml:space="preserve">PAGEREF _Toc1189953707 \h</w:instrText>
+            </w:r>
+            <w:r>
+              <w:fldChar w:fldCharType="separate"/>
+            </w:r>
+            <w:r>
+              <w:rPr>
+                <w:rStyle w:val="Hyperlink"/>
+              </w:rPr>
+              <w:t>5</w:t>
+            </w:r>
+            <w:r>
+              <w:fldChar w:fldCharType="end"/>
+            </w:r>
+          </w:hyperlink>
+        </w:p>
+        <w:p>
+          <w:pPr>
+            <w:pStyle w:val="TOC3"/>
+            <w:tabs>
+              <w:tab w:val="right" w:leader="dot" w:pos="9060"/>
+            </w:tabs>
+          </w:pPr>
+          <w:hyperlink w:anchor="_Toc575837057">
+            <w:r>
+              <w:rPr>
+                <w:rStyle w:val="Hyperlink"/>
+              </w:rPr>
+              <w:t>S14. Web Reliability - Session &amp; Connection Stability</w:t>
+            </w:r>
+            <w:r>
+              <w:tab/>
+            </w:r>
+            <w:r>
+              <w:fldChar w:fldCharType="begin"/>
+            </w:r>
+            <w:r>
+              <w:instrText xml:space="preserve">PAGEREF _Toc575837057 \h</w:instrText>
+            </w:r>
+            <w:r>
+              <w:fldChar w:fldCharType="separate"/>
+            </w:r>
+            <w:r>
+              <w:rPr>
+                <w:rStyle w:val="Hyperlink"/>
+              </w:rPr>
+              <w:t>5</w:t>
+            </w:r>
+            <w:r>
+              <w:fldChar w:fldCharType="end"/>
+            </w:r>
+          </w:hyperlink>
+        </w:p>
+        <w:p>
+          <w:pPr>
+            <w:pStyle w:val="TOC3"/>
+            <w:tabs>
+              <w:tab w:val="right" w:leader="dot" w:pos="9060"/>
+            </w:tabs>
+          </w:pPr>
+          <w:hyperlink w:anchor="_Toc1878067986">
+            <w:r>
+              <w:rPr>
+                <w:rStyle w:val="Hyperlink"/>
+              </w:rPr>
+              <w:t>S15. Web Accessibility - Browser Assistive Support</w:t>
+            </w:r>
+            <w:r>
+              <w:tab/>
+            </w:r>
+            <w:r>
+              <w:fldChar w:fldCharType="begin"/>
+            </w:r>
+            <w:r>
+              <w:instrText xml:space="preserve">PAGEREF _Toc1878067986 \h</w:instrText>
+            </w:r>
+            <w:r>
+              <w:fldChar w:fldCharType="separate"/>
+            </w:r>
+            <w:r>
+              <w:rPr>
+                <w:rStyle w:val="Hyperlink"/>
+              </w:rPr>
+              <w:t>6</w:t>
+            </w:r>
+            <w:r>
+              <w:fldChar w:fldCharType="end"/>
+            </w:r>
+          </w:hyperlink>
+        </w:p>
+        <w:p>
+          <w:pPr>
+            <w:pStyle w:val="TOC3"/>
+            <w:tabs>
+              <w:tab w:val="right" w:leader="dot" w:pos="9060"/>
+            </w:tabs>
+          </w:pPr>
+          <w:hyperlink w:anchor="_Toc248509226">
+            <w:r>
+              <w:rPr>
+                <w:rStyle w:val="Hyperlink"/>
+              </w:rPr>
+              <w:t>S16. Web Responsive Layout - Multi Screen Adaptation</w:t>
+            </w:r>
+            <w:r>
+              <w:tab/>
+            </w:r>
+            <w:r>
+              <w:fldChar w:fldCharType="begin"/>
+            </w:r>
+            <w:r>
+              <w:instrText xml:space="preserve">PAGEREF _Toc248509226 \h</w:instrText>
+            </w:r>
+            <w:r>
+              <w:fldChar w:fldCharType="separate"/>
+            </w:r>
+            <w:r>
+              <w:rPr>
+                <w:rStyle w:val="Hyperlink"/>
+              </w:rPr>
+              <w:t>6</w:t>
+            </w:r>
+            <w:r>
+              <w:fldChar w:fldCharType="end"/>
+            </w:r>
+          </w:hyperlink>
+        </w:p>
+        <w:p>
+          <w:pPr>
+            <w:pStyle w:val="TOC3"/>
+            <w:tabs>
+              <w:tab w:val="right" w:leader="dot" w:pos="9060"/>
+            </w:tabs>
+          </w:pPr>
+          <w:hyperlink w:anchor="_Toc1248338915">
+            <w:r>
+              <w:rPr>
+                <w:rStyle w:val="Hyperlink"/>
+              </w:rPr>
+              <w:t>S17. Web Accessibility – Color Blind Mode – Desirable</w:t>
+            </w:r>
+            <w:r>
+              <w:tab/>
+            </w:r>
+            <w:r>
+              <w:fldChar w:fldCharType="begin"/>
+            </w:r>
+            <w:r>
+              <w:instrText xml:space="preserve">PAGEREF _Toc1248338915 \h</w:instrText>
+            </w:r>
+            <w:r>
+              <w:fldChar w:fldCharType="separate"/>
+            </w:r>
+            <w:r>
+              <w:rPr>
+                <w:rStyle w:val="Hyperlink"/>
+              </w:rPr>
+              <w:t>6</w:t>
+            </w:r>
+            <w:r>
+              <w:fldChar w:fldCharType="end"/>
+            </w:r>
+          </w:hyperlink>
+        </w:p>
+        <w:p>
+          <w:pPr>
+            <w:pStyle w:val="TOC3"/>
+            <w:tabs>
+              <w:tab w:val="right" w:leader="dot" w:pos="9060"/>
+            </w:tabs>
+          </w:pPr>
+          <w:hyperlink w:anchor="_Toc1090426712">
+            <w:r>
+              <w:rPr>
+                <w:rStyle w:val="Hyperlink"/>
+              </w:rPr>
+              <w:t>S18. Web Theme Persistence</w:t>
+            </w:r>
+            <w:r>
+              <w:tab/>
+            </w:r>
+            <w:r>
+              <w:fldChar w:fldCharType="begin"/>
+            </w:r>
+            <w:r>
+              <w:instrText xml:space="preserve">PAGEREF _Toc1090426712 \h</w:instrText>
+            </w:r>
+            <w:r>
+              <w:fldChar w:fldCharType="separate"/>
+            </w:r>
+            <w:r>
+              <w:rPr>
+                <w:rStyle w:val="Hyperlink"/>
+              </w:rPr>
+              <w:t>7</w:t>
+            </w:r>
+            <w:r>
+              <w:fldChar w:fldCharType="end"/>
+            </w:r>
+          </w:hyperlink>
+        </w:p>
+        <w:p>
+          <w:pPr>
+            <w:pStyle w:val="TOC1"/>
+            <w:tabs>
+              <w:tab w:val="right" w:leader="dot" w:pos="9060"/>
+            </w:tabs>
+          </w:pPr>
+          <w:hyperlink w:anchor="_Toc236566966">
+            <w:r>
+              <w:rPr>
+                <w:rStyle w:val="Hyperlink"/>
+              </w:rPr>
+              <w:t>Figures</w:t>
+            </w:r>
+            <w:r>
+              <w:tab/>
+            </w:r>
+            <w:r>
+              <w:fldChar w:fldCharType="begin"/>
+            </w:r>
+            <w:r>
+              <w:instrText xml:space="preserve">PAGEREF _Toc236566966 \h</w:instrText>
+            </w:r>
+            <w:r>
+              <w:fldChar w:fldCharType="separate"/>
+            </w:r>
+            <w:r>
+              <w:rPr>
+                <w:rStyle w:val="Hyperlink"/>
+              </w:rPr>
+              <w:t>7</w:t>
+            </w:r>
+            <w:r>
+              <w:fldChar w:fldCharType="end"/>
+            </w:r>
+          </w:hyperlink>
+        </w:p>
+        <w:p>
+          <w:pPr>
+            <w:pStyle w:val="TOC2"/>
+            <w:tabs>
+              <w:tab w:val="right" w:leader="dot" w:pos="9060"/>
+            </w:tabs>
+          </w:pPr>
+          <w:hyperlink w:anchor="_Toc242561268">
+            <w:r>
+              <w:rPr>
+                <w:rStyle w:val="Hyperlink"/>
+              </w:rPr>
+              <w:t>Figure 1: User perception of performance delays [2]</w:t>
+            </w:r>
+            <w:r>
+              <w:tab/>
+            </w:r>
+            <w:r>
+              <w:fldChar w:fldCharType="begin"/>
+            </w:r>
+            <w:r>
+              <w:instrText xml:space="preserve">PAGEREF _Toc242561268 \h</w:instrText>
+            </w:r>
+            <w:r>
+              <w:fldChar w:fldCharType="separate"/>
+            </w:r>
+            <w:r>
+              <w:rPr>
+                <w:rStyle w:val="Hyperlink"/>
+              </w:rPr>
+              <w:t>7</w:t>
+            </w:r>
+            <w:r>
+              <w:fldChar w:fldCharType="end"/>
+            </w:r>
+          </w:hyperlink>
+        </w:p>
+        <w:p>
+          <w:pPr>
+            <w:pStyle w:val="TOC1"/>
+            <w:tabs>
+              <w:tab w:val="right" w:leader="dot" w:pos="9060"/>
+            </w:tabs>
+          </w:pPr>
+          <w:hyperlink w:anchor="_Toc1348685829">
+            <w:r>
+              <w:rPr>
+                <w:rStyle w:val="Hyperlink"/>
+              </w:rPr>
+              <w:t>References</w:t>
+            </w:r>
+            <w:r>
+              <w:tab/>
+            </w:r>
+            <w:r>
+              <w:fldChar w:fldCharType="begin"/>
+            </w:r>
+            <w:r>
+              <w:instrText xml:space="preserve">PAGEREF _Toc1348685829 \h</w:instrText>
+            </w:r>
+            <w:r>
+              <w:fldChar w:fldCharType="separate"/>
+            </w:r>
+            <w:r>
+              <w:rPr>
+                <w:rStyle w:val="Hyperlink"/>
+              </w:rPr>
+              <w:t>7</w:t>
             </w:r>
             <w:r>
               <w:fldChar w:fldCharType="end"/>
@@ -131,1104 +1097,33 @@
               <w:tab w:val="right" w:leader="dot" w:pos="9060"/>
             </w:tabs>
             <w:bidi w:val="0"/>
-            <w:rPr>
-              <w:rStyle w:val="Hyperlink"/>
-            </w:rPr>
           </w:pPr>
-          <w:hyperlink w:anchor="_Toc444839706">
-            <w:r>
-              <w:rPr>
-                <w:rStyle w:val="Hyperlink"/>
-              </w:rPr>
-              <w:t>Supplementary Requirements List</w:t>
-            </w:r>
-            <w:r>
-              <w:tab/>
-            </w:r>
-            <w:r>
-              <w:fldChar w:fldCharType="begin"/>
-            </w:r>
-            <w:r>
-              <w:instrText xml:space="preserve">PAGEREF _Toc444839706 \h</w:instrText>
-            </w:r>
-            <w:r>
-              <w:fldChar w:fldCharType="separate"/>
-            </w:r>
-            <w:r>
-              <w:rPr>
-                <w:rStyle w:val="Hyperlink"/>
-              </w:rPr>
-              <w:t>2</w:t>
-            </w:r>
-            <w:r>
-              <w:fldChar w:fldCharType="end"/>
-            </w:r>
-          </w:hyperlink>
-        </w:p>
-        <w:p>
-          <w:pPr>
-            <w:pStyle w:val="TOC1"/>
-            <w:tabs>
-              <w:tab w:val="right" w:leader="dot" w:pos="9060"/>
-            </w:tabs>
-            <w:bidi w:val="0"/>
-            <w:rPr>
-              <w:rStyle w:val="Hyperlink"/>
-            </w:rPr>
-          </w:pPr>
-          <w:hyperlink w:anchor="_Toc1177306456">
-            <w:r>
-              <w:rPr>
-                <w:rStyle w:val="Hyperlink"/>
-              </w:rPr>
-              <w:t>Supplementary Requirements Descriptions</w:t>
-            </w:r>
-            <w:r>
-              <w:tab/>
-            </w:r>
-            <w:r>
-              <w:fldChar w:fldCharType="begin"/>
-            </w:r>
-            <w:r>
-              <w:instrText xml:space="preserve">PAGEREF _Toc1177306456 \h</w:instrText>
-            </w:r>
-            <w:r>
-              <w:fldChar w:fldCharType="separate"/>
-            </w:r>
-            <w:r>
-              <w:rPr>
-                <w:rStyle w:val="Hyperlink"/>
-              </w:rPr>
-              <w:t>3</w:t>
-            </w:r>
-            <w:r>
-              <w:fldChar w:fldCharType="end"/>
-            </w:r>
-          </w:hyperlink>
-        </w:p>
-        <w:p>
-          <w:pPr>
-            <w:pStyle w:val="TOC2"/>
-            <w:tabs>
-              <w:tab w:val="right" w:leader="dot" w:pos="9060"/>
-            </w:tabs>
-            <w:bidi w:val="0"/>
-            <w:rPr>
-              <w:rStyle w:val="Hyperlink"/>
-            </w:rPr>
-          </w:pPr>
-          <w:hyperlink w:anchor="_Toc1354676553">
-            <w:r>
-              <w:rPr>
-                <w:rStyle w:val="Hyperlink"/>
-              </w:rPr>
-              <w:t>1. General</w:t>
-            </w:r>
-            <w:r>
-              <w:tab/>
-            </w:r>
-            <w:r>
-              <w:fldChar w:fldCharType="begin"/>
-            </w:r>
-            <w:r>
-              <w:instrText xml:space="preserve">PAGEREF _Toc1354676553 \h</w:instrText>
-            </w:r>
-            <w:r>
-              <w:fldChar w:fldCharType="separate"/>
-            </w:r>
-            <w:r>
-              <w:rPr>
-                <w:rStyle w:val="Hyperlink"/>
-              </w:rPr>
-              <w:t>3</w:t>
-            </w:r>
-            <w:r>
-              <w:fldChar w:fldCharType="end"/>
-            </w:r>
-          </w:hyperlink>
-        </w:p>
-        <w:p>
-          <w:pPr>
-            <w:pStyle w:val="TOC3"/>
-            <w:tabs>
-              <w:tab w:val="right" w:leader="dot" w:pos="9060"/>
-            </w:tabs>
-            <w:bidi w:val="0"/>
-            <w:rPr>
-              <w:rStyle w:val="Hyperlink"/>
-            </w:rPr>
-          </w:pPr>
-          <w:hyperlink w:anchor="_Toc1801439506">
-            <w:r>
-              <w:rPr>
-                <w:rStyle w:val="Hyperlink"/>
-              </w:rPr>
-              <w:t>S1. Usability, Accessibility &amp; Independence</w:t>
-            </w:r>
-            <w:r>
-              <w:tab/>
-            </w:r>
-            <w:r>
-              <w:fldChar w:fldCharType="begin"/>
-            </w:r>
-            <w:r>
-              <w:instrText xml:space="preserve">PAGEREF _Toc1801439506 \h</w:instrText>
-            </w:r>
-            <w:r>
-              <w:fldChar w:fldCharType="separate"/>
-            </w:r>
-            <w:r>
-              <w:rPr>
-                <w:rStyle w:val="Hyperlink"/>
-              </w:rPr>
-              <w:t>3</w:t>
-            </w:r>
-            <w:r>
-              <w:fldChar w:fldCharType="end"/>
-            </w:r>
-          </w:hyperlink>
-        </w:p>
-        <w:p>
-          <w:pPr>
-            <w:pStyle w:val="TOC3"/>
-            <w:tabs>
-              <w:tab w:val="right" w:leader="dot" w:pos="9060"/>
-            </w:tabs>
-            <w:bidi w:val="0"/>
-            <w:rPr>
-              <w:rStyle w:val="Hyperlink"/>
-            </w:rPr>
-          </w:pPr>
-          <w:hyperlink w:anchor="_Toc822474134">
-            <w:r>
-              <w:rPr>
-                <w:rStyle w:val="Hyperlink"/>
-              </w:rPr>
-              <w:t>S2. Reliability - Synchronized State</w:t>
-            </w:r>
-            <w:r>
-              <w:tab/>
-            </w:r>
-            <w:r>
-              <w:fldChar w:fldCharType="begin"/>
-            </w:r>
-            <w:r>
-              <w:instrText xml:space="preserve">PAGEREF _Toc822474134 \h</w:instrText>
-            </w:r>
-            <w:r>
-              <w:fldChar w:fldCharType="separate"/>
-            </w:r>
-            <w:r>
-              <w:rPr>
-                <w:rStyle w:val="Hyperlink"/>
-              </w:rPr>
-              <w:t>3</w:t>
-            </w:r>
-            <w:r>
-              <w:fldChar w:fldCharType="end"/>
-            </w:r>
-          </w:hyperlink>
-        </w:p>
-        <w:p>
-          <w:pPr>
-            <w:pStyle w:val="TOC3"/>
-            <w:tabs>
-              <w:tab w:val="right" w:leader="dot" w:pos="9060"/>
-            </w:tabs>
-            <w:bidi w:val="0"/>
-            <w:rPr>
-              <w:rStyle w:val="Hyperlink"/>
-            </w:rPr>
-          </w:pPr>
-          <w:hyperlink w:anchor="_Toc2069447338">
-            <w:r>
-              <w:rPr>
-                <w:rStyle w:val="Hyperlink"/>
-              </w:rPr>
-              <w:t>S3. Performance - Interaction Latency</w:t>
-            </w:r>
-            <w:r>
-              <w:tab/>
-            </w:r>
-            <w:r>
-              <w:fldChar w:fldCharType="begin"/>
-            </w:r>
-            <w:r>
-              <w:instrText xml:space="preserve">PAGEREF _Toc2069447338 \h</w:instrText>
-            </w:r>
-            <w:r>
-              <w:fldChar w:fldCharType="separate"/>
-            </w:r>
-            <w:r>
-              <w:rPr>
-                <w:rStyle w:val="Hyperlink"/>
-              </w:rPr>
-              <w:t>3</w:t>
-            </w:r>
-            <w:r>
-              <w:fldChar w:fldCharType="end"/>
-            </w:r>
-          </w:hyperlink>
-        </w:p>
-        <w:p>
-          <w:pPr>
-            <w:pStyle w:val="TOC3"/>
-            <w:tabs>
-              <w:tab w:val="right" w:leader="dot" w:pos="9060"/>
-            </w:tabs>
-            <w:bidi w:val="0"/>
-            <w:rPr>
-              <w:rStyle w:val="Hyperlink"/>
-            </w:rPr>
-          </w:pPr>
-          <w:hyperlink w:anchor="_Toc1167050172">
-            <w:r>
-              <w:rPr>
-                <w:rStyle w:val="Hyperlink"/>
-              </w:rPr>
-              <w:t>S4. User Interface - Dynamic Scalability</w:t>
-            </w:r>
-            <w:r>
-              <w:tab/>
-            </w:r>
-            <w:r>
-              <w:fldChar w:fldCharType="begin"/>
-            </w:r>
-            <w:r>
-              <w:instrText xml:space="preserve">PAGEREF _Toc1167050172 \h</w:instrText>
-            </w:r>
-            <w:r>
-              <w:fldChar w:fldCharType="separate"/>
-            </w:r>
-            <w:r>
-              <w:rPr>
-                <w:rStyle w:val="Hyperlink"/>
-              </w:rPr>
-              <w:t>3</w:t>
-            </w:r>
-            <w:r>
-              <w:fldChar w:fldCharType="end"/>
-            </w:r>
-          </w:hyperlink>
-        </w:p>
-        <w:p>
-          <w:pPr>
-            <w:pStyle w:val="TOC3"/>
-            <w:tabs>
-              <w:tab w:val="right" w:leader="dot" w:pos="9060"/>
-            </w:tabs>
-            <w:bidi w:val="0"/>
-            <w:rPr>
-              <w:rStyle w:val="Hyperlink"/>
-            </w:rPr>
-          </w:pPr>
-          <w:hyperlink w:anchor="_Toc485062948">
-            <w:r>
-              <w:rPr>
-                <w:rStyle w:val="Hyperlink"/>
-              </w:rPr>
-              <w:t>S5. Hardware Requirements - Multi-modal Input</w:t>
-            </w:r>
-            <w:r>
-              <w:tab/>
-            </w:r>
-            <w:r>
-              <w:fldChar w:fldCharType="begin"/>
-            </w:r>
-            <w:r>
-              <w:instrText xml:space="preserve">PAGEREF _Toc485062948 \h</w:instrText>
-            </w:r>
-            <w:r>
-              <w:fldChar w:fldCharType="separate"/>
-            </w:r>
-            <w:r>
-              <w:rPr>
-                <w:rStyle w:val="Hyperlink"/>
-              </w:rPr>
-              <w:t>3</w:t>
-            </w:r>
-            <w:r>
-              <w:fldChar w:fldCharType="end"/>
-            </w:r>
-          </w:hyperlink>
-        </w:p>
-        <w:p>
-          <w:pPr>
-            <w:pStyle w:val="TOC3"/>
-            <w:tabs>
-              <w:tab w:val="right" w:leader="dot" w:pos="9060"/>
-            </w:tabs>
-            <w:bidi w:val="0"/>
-            <w:rPr>
-              <w:rStyle w:val="Hyperlink"/>
-            </w:rPr>
-          </w:pPr>
-          <w:hyperlink w:anchor="_Toc845035087">
-            <w:r>
-              <w:rPr>
-                <w:rStyle w:val="Hyperlink"/>
-              </w:rPr>
-              <w:t>S6. Design Language</w:t>
-            </w:r>
-            <w:r>
-              <w:tab/>
-            </w:r>
-            <w:r>
-              <w:fldChar w:fldCharType="begin"/>
-            </w:r>
-            <w:r>
-              <w:instrText xml:space="preserve">PAGEREF _Toc845035087 \h</w:instrText>
-            </w:r>
-            <w:r>
-              <w:fldChar w:fldCharType="separate"/>
-            </w:r>
-            <w:r>
-              <w:rPr>
-                <w:rStyle w:val="Hyperlink"/>
-              </w:rPr>
-              <w:t>4</w:t>
-            </w:r>
-            <w:r>
-              <w:fldChar w:fldCharType="end"/>
-            </w:r>
-          </w:hyperlink>
-        </w:p>
-        <w:p>
-          <w:pPr>
-            <w:pStyle w:val="TOC3"/>
-            <w:tabs>
-              <w:tab w:val="right" w:leader="dot" w:pos="9060"/>
-            </w:tabs>
-            <w:bidi w:val="0"/>
-            <w:rPr>
-              <w:rStyle w:val="Hyperlink"/>
-            </w:rPr>
-          </w:pPr>
-          <w:hyperlink w:anchor="_Toc125376332">
-            <w:r>
-              <w:rPr>
-                <w:rStyle w:val="Hyperlink"/>
-              </w:rPr>
-              <w:t>S7. Implementation Platform</w:t>
-            </w:r>
-            <w:r>
-              <w:tab/>
-            </w:r>
-            <w:r>
-              <w:fldChar w:fldCharType="begin"/>
-            </w:r>
-            <w:r>
-              <w:instrText xml:space="preserve">PAGEREF _Toc125376332 \h</w:instrText>
-            </w:r>
-            <w:r>
-              <w:fldChar w:fldCharType="separate"/>
-            </w:r>
-            <w:r>
-              <w:rPr>
-                <w:rStyle w:val="Hyperlink"/>
-              </w:rPr>
-              <w:t>4</w:t>
-            </w:r>
-            <w:r>
-              <w:fldChar w:fldCharType="end"/>
-            </w:r>
-          </w:hyperlink>
-        </w:p>
-        <w:p>
-          <w:pPr>
-            <w:pStyle w:val="TOC3"/>
-            <w:tabs>
-              <w:tab w:val="right" w:leader="dot" w:pos="9060"/>
-            </w:tabs>
-            <w:bidi w:val="0"/>
-            <w:rPr>
-              <w:rStyle w:val="Hyperlink"/>
-            </w:rPr>
-          </w:pPr>
-          <w:hyperlink w:anchor="_Toc1608273856">
-            <w:r>
-              <w:rPr>
-                <w:rStyle w:val="Hyperlink"/>
-              </w:rPr>
-              <w:t>S8. Local Persistence – Offline Mode Mock-up</w:t>
-            </w:r>
-            <w:r>
-              <w:tab/>
-            </w:r>
-            <w:r>
-              <w:fldChar w:fldCharType="begin"/>
-            </w:r>
-            <w:r>
-              <w:instrText xml:space="preserve">PAGEREF _Toc1608273856 \h</w:instrText>
-            </w:r>
-            <w:r>
-              <w:fldChar w:fldCharType="separate"/>
-            </w:r>
-            <w:r>
-              <w:rPr>
-                <w:rStyle w:val="Hyperlink"/>
-              </w:rPr>
-              <w:t>4</w:t>
-            </w:r>
-            <w:r>
-              <w:fldChar w:fldCharType="end"/>
-            </w:r>
-          </w:hyperlink>
-        </w:p>
-        <w:p>
-          <w:pPr>
-            <w:pStyle w:val="TOC2"/>
-            <w:tabs>
-              <w:tab w:val="right" w:leader="dot" w:pos="9060"/>
-            </w:tabs>
-            <w:bidi w:val="0"/>
-            <w:rPr>
-              <w:rStyle w:val="Hyperlink"/>
-            </w:rPr>
-          </w:pPr>
-          <w:hyperlink w:anchor="_Toc899626262">
-            <w:r>
-              <w:rPr>
-                <w:rStyle w:val="Hyperlink"/>
-              </w:rPr>
-              <w:t>2. Mobile</w:t>
-            </w:r>
-            <w:r>
-              <w:tab/>
-            </w:r>
-            <w:r>
-              <w:fldChar w:fldCharType="begin"/>
-            </w:r>
-            <w:r>
-              <w:instrText xml:space="preserve">PAGEREF _Toc899626262 \h</w:instrText>
-            </w:r>
-            <w:r>
-              <w:fldChar w:fldCharType="separate"/>
-            </w:r>
-            <w:r>
-              <w:rPr>
-                <w:rStyle w:val="Hyperlink"/>
-              </w:rPr>
-              <w:t>4</w:t>
-            </w:r>
-            <w:r>
-              <w:fldChar w:fldCharType="end"/>
-            </w:r>
-          </w:hyperlink>
-        </w:p>
-        <w:p>
-          <w:pPr>
-            <w:pStyle w:val="TOC3"/>
-            <w:tabs>
-              <w:tab w:val="right" w:leader="dot" w:pos="9060"/>
-            </w:tabs>
-            <w:bidi w:val="0"/>
-            <w:rPr>
-              <w:rStyle w:val="Hyperlink"/>
-            </w:rPr>
-          </w:pPr>
-          <w:hyperlink w:anchor="_Toc1518168577">
-            <w:r>
-              <w:rPr>
-                <w:rStyle w:val="Hyperlink"/>
-              </w:rPr>
-              <w:t>S9. Mobile Performance - Native Thread Responsiveness</w:t>
-            </w:r>
-            <w:r>
-              <w:tab/>
-            </w:r>
-            <w:r>
-              <w:fldChar w:fldCharType="begin"/>
-            </w:r>
-            <w:r>
-              <w:instrText xml:space="preserve">PAGEREF _Toc1518168577 \h</w:instrText>
-            </w:r>
-            <w:r>
-              <w:fldChar w:fldCharType="separate"/>
-            </w:r>
-            <w:r>
-              <w:rPr>
-                <w:rStyle w:val="Hyperlink"/>
-              </w:rPr>
-              <w:t>4</w:t>
-            </w:r>
-            <w:r>
-              <w:fldChar w:fldCharType="end"/>
-            </w:r>
-          </w:hyperlink>
-        </w:p>
-        <w:p>
-          <w:pPr>
-            <w:pStyle w:val="TOC3"/>
-            <w:tabs>
-              <w:tab w:val="right" w:leader="dot" w:pos="9060"/>
-            </w:tabs>
-            <w:bidi w:val="0"/>
-            <w:rPr>
-              <w:rStyle w:val="Hyperlink"/>
-            </w:rPr>
-          </w:pPr>
-          <w:hyperlink w:anchor="_Toc1275058012">
-            <w:r>
-              <w:rPr>
-                <w:rStyle w:val="Hyperlink"/>
-              </w:rPr>
-              <w:t>S10. Mobile Reliability - Connectivity Transition (WiFi/Cellular)</w:t>
-            </w:r>
-            <w:r>
-              <w:tab/>
-            </w:r>
-            <w:r>
-              <w:fldChar w:fldCharType="begin"/>
-            </w:r>
-            <w:r>
-              <w:instrText xml:space="preserve">PAGEREF _Toc1275058012 \h</w:instrText>
-            </w:r>
-            <w:r>
-              <w:fldChar w:fldCharType="separate"/>
-            </w:r>
-            <w:r>
-              <w:rPr>
-                <w:rStyle w:val="Hyperlink"/>
-              </w:rPr>
-              <w:t>4</w:t>
-            </w:r>
-            <w:r>
-              <w:fldChar w:fldCharType="end"/>
-            </w:r>
-          </w:hyperlink>
-        </w:p>
-        <w:p>
-          <w:pPr>
-            <w:pStyle w:val="TOC3"/>
-            <w:tabs>
-              <w:tab w:val="right" w:leader="dot" w:pos="9060"/>
-            </w:tabs>
-            <w:bidi w:val="0"/>
-            <w:rPr>
-              <w:rStyle w:val="Hyperlink"/>
-            </w:rPr>
-          </w:pPr>
-          <w:hyperlink w:anchor="_Toc1093407082">
-            <w:r>
-              <w:rPr>
-                <w:rStyle w:val="Hyperlink"/>
-              </w:rPr>
-              <w:t>S11. Mobile Resource Management - Battery Efficiency</w:t>
-            </w:r>
-            <w:r>
-              <w:tab/>
-            </w:r>
-            <w:r>
-              <w:fldChar w:fldCharType="begin"/>
-            </w:r>
-            <w:r>
-              <w:instrText xml:space="preserve">PAGEREF _Toc1093407082 \h</w:instrText>
-            </w:r>
-            <w:r>
-              <w:fldChar w:fldCharType="separate"/>
-            </w:r>
-            <w:r>
-              <w:rPr>
-                <w:rStyle w:val="Hyperlink"/>
-              </w:rPr>
-              <w:t>5</w:t>
-            </w:r>
-            <w:r>
-              <w:fldChar w:fldCharType="end"/>
-            </w:r>
-          </w:hyperlink>
-        </w:p>
-        <w:p>
-          <w:pPr>
-            <w:pStyle w:val="TOC3"/>
-            <w:tabs>
-              <w:tab w:val="right" w:leader="dot" w:pos="9060"/>
-            </w:tabs>
-            <w:bidi w:val="0"/>
-            <w:rPr>
-              <w:rStyle w:val="Hyperlink"/>
-            </w:rPr>
-          </w:pPr>
-          <w:hyperlink w:anchor="_Toc302963595">
-            <w:r>
-              <w:rPr>
-                <w:rStyle w:val="Hyperlink"/>
-              </w:rPr>
-              <w:t>S12. Mobile Accessibility - Screen Reader &amp; Voiceover</w:t>
-            </w:r>
-            <w:r>
-              <w:tab/>
-            </w:r>
-            <w:r>
-              <w:fldChar w:fldCharType="begin"/>
-            </w:r>
-            <w:r>
-              <w:instrText xml:space="preserve">PAGEREF _Toc302963595 \h</w:instrText>
-            </w:r>
-            <w:r>
-              <w:fldChar w:fldCharType="separate"/>
-            </w:r>
-            <w:r>
-              <w:rPr>
-                <w:rStyle w:val="Hyperlink"/>
-              </w:rPr>
-              <w:t>5</w:t>
-            </w:r>
-            <w:r>
-              <w:fldChar w:fldCharType="end"/>
-            </w:r>
-          </w:hyperlink>
-        </w:p>
-        <w:p>
-          <w:pPr>
-            <w:pStyle w:val="TOC2"/>
-            <w:tabs>
-              <w:tab w:val="right" w:leader="dot" w:pos="9060"/>
-            </w:tabs>
-            <w:bidi w:val="0"/>
-            <w:rPr>
-              <w:rStyle w:val="Hyperlink"/>
-            </w:rPr>
-          </w:pPr>
-          <w:hyperlink w:anchor="_Toc754556235">
-            <w:r>
-              <w:rPr>
-                <w:rStyle w:val="Hyperlink"/>
-              </w:rPr>
-              <w:t>3. Web</w:t>
-            </w:r>
-            <w:r>
-              <w:tab/>
-            </w:r>
-            <w:r>
-              <w:fldChar w:fldCharType="begin"/>
-            </w:r>
-            <w:r>
-              <w:instrText xml:space="preserve">PAGEREF _Toc754556235 \h</w:instrText>
-            </w:r>
-            <w:r>
-              <w:fldChar w:fldCharType="separate"/>
-            </w:r>
-            <w:r>
-              <w:rPr>
-                <w:rStyle w:val="Hyperlink"/>
-              </w:rPr>
-              <w:t>5</w:t>
-            </w:r>
-            <w:r>
-              <w:fldChar w:fldCharType="end"/>
-            </w:r>
-          </w:hyperlink>
-        </w:p>
-        <w:p>
-          <w:pPr>
-            <w:pStyle w:val="TOC3"/>
-            <w:tabs>
-              <w:tab w:val="right" w:leader="dot" w:pos="9060"/>
-            </w:tabs>
-            <w:bidi w:val="0"/>
-            <w:rPr>
-              <w:rStyle w:val="Hyperlink"/>
-            </w:rPr>
-          </w:pPr>
-          <w:hyperlink w:anchor="_Toc524724359">
-            <w:r>
-              <w:rPr>
-                <w:rStyle w:val="Hyperlink"/>
-              </w:rPr>
-              <w:t>S13. Web Performance - Interaction Responsiveness</w:t>
-            </w:r>
-            <w:r>
-              <w:tab/>
-            </w:r>
-            <w:r>
-              <w:fldChar w:fldCharType="begin"/>
-            </w:r>
-            <w:r>
-              <w:instrText xml:space="preserve">PAGEREF _Toc524724359 \h</w:instrText>
-            </w:r>
-            <w:r>
-              <w:fldChar w:fldCharType="separate"/>
-            </w:r>
-            <w:r>
-              <w:rPr>
-                <w:rStyle w:val="Hyperlink"/>
-              </w:rPr>
-              <w:t>5</w:t>
-            </w:r>
-            <w:r>
-              <w:fldChar w:fldCharType="end"/>
-            </w:r>
-          </w:hyperlink>
-        </w:p>
-        <w:p>
-          <w:pPr>
-            <w:pStyle w:val="TOC3"/>
-            <w:tabs>
-              <w:tab w:val="right" w:leader="dot" w:pos="9060"/>
-            </w:tabs>
-            <w:bidi w:val="0"/>
-            <w:rPr>
-              <w:rStyle w:val="Hyperlink"/>
-            </w:rPr>
-          </w:pPr>
-          <w:hyperlink w:anchor="_Toc2121336365">
-            <w:r>
-              <w:rPr>
-                <w:rStyle w:val="Hyperlink"/>
-              </w:rPr>
-              <w:t>S14. Web Reliability - Session &amp; Connection Stability</w:t>
-            </w:r>
-            <w:r>
-              <w:tab/>
-            </w:r>
-            <w:r>
-              <w:fldChar w:fldCharType="begin"/>
-            </w:r>
-            <w:r>
-              <w:instrText xml:space="preserve">PAGEREF _Toc2121336365 \h</w:instrText>
-            </w:r>
-            <w:r>
-              <w:fldChar w:fldCharType="separate"/>
-            </w:r>
-            <w:r>
-              <w:rPr>
-                <w:rStyle w:val="Hyperlink"/>
-              </w:rPr>
-              <w:t>5</w:t>
-            </w:r>
-            <w:r>
-              <w:fldChar w:fldCharType="end"/>
-            </w:r>
-          </w:hyperlink>
-        </w:p>
-        <w:p>
-          <w:pPr>
-            <w:pStyle w:val="TOC3"/>
-            <w:tabs>
-              <w:tab w:val="right" w:leader="dot" w:pos="9060"/>
-            </w:tabs>
-            <w:bidi w:val="0"/>
-            <w:rPr>
-              <w:rStyle w:val="Hyperlink"/>
-            </w:rPr>
-          </w:pPr>
-          <w:hyperlink w:anchor="_Toc1464881485">
-            <w:r>
-              <w:rPr>
-                <w:rStyle w:val="Hyperlink"/>
-              </w:rPr>
-              <w:t>S15. Web Accessibility - Browser Assistive Support</w:t>
-            </w:r>
-            <w:r>
-              <w:tab/>
-            </w:r>
-            <w:r>
-              <w:fldChar w:fldCharType="begin"/>
-            </w:r>
-            <w:r>
-              <w:instrText xml:space="preserve">PAGEREF _Toc1464881485 \h</w:instrText>
-            </w:r>
-            <w:r>
-              <w:fldChar w:fldCharType="separate"/>
-            </w:r>
-            <w:r>
-              <w:rPr>
-                <w:rStyle w:val="Hyperlink"/>
-              </w:rPr>
-              <w:t>6</w:t>
-            </w:r>
-            <w:r>
-              <w:fldChar w:fldCharType="end"/>
-            </w:r>
-          </w:hyperlink>
-        </w:p>
-        <w:p>
-          <w:pPr>
-            <w:pStyle w:val="TOC3"/>
-            <w:tabs>
-              <w:tab w:val="right" w:leader="dot" w:pos="9060"/>
-            </w:tabs>
-            <w:bidi w:val="0"/>
-            <w:rPr>
-              <w:rStyle w:val="Hyperlink"/>
-            </w:rPr>
-          </w:pPr>
-          <w:hyperlink w:anchor="_Toc123060915">
-            <w:r>
-              <w:rPr>
-                <w:rStyle w:val="Hyperlink"/>
-              </w:rPr>
-              <w:t>S16. Web Responsive Layout - Multi Screen Adaptation</w:t>
-            </w:r>
-            <w:r>
-              <w:tab/>
-            </w:r>
-            <w:r>
-              <w:fldChar w:fldCharType="begin"/>
-            </w:r>
-            <w:r>
-              <w:instrText xml:space="preserve">PAGEREF _Toc123060915 \h</w:instrText>
-            </w:r>
-            <w:r>
-              <w:fldChar w:fldCharType="separate"/>
-            </w:r>
-            <w:r>
-              <w:rPr>
-                <w:rStyle w:val="Hyperlink"/>
-              </w:rPr>
-              <w:t>6</w:t>
-            </w:r>
-            <w:r>
-              <w:fldChar w:fldCharType="end"/>
-            </w:r>
-          </w:hyperlink>
-        </w:p>
-        <w:p>
-          <w:pPr>
-            <w:pStyle w:val="TOC3"/>
-            <w:tabs>
-              <w:tab w:val="right" w:leader="dot" w:pos="9060"/>
-            </w:tabs>
-            <w:bidi w:val="0"/>
-            <w:rPr>
-              <w:rStyle w:val="Hyperlink"/>
-            </w:rPr>
-          </w:pPr>
-          <w:hyperlink w:anchor="_Toc806419928">
-            <w:r>
-              <w:rPr>
-                <w:rStyle w:val="Hyperlink"/>
-              </w:rPr>
-              <w:t>S17. Web Accessibility – Color Blind Mode – Desirable</w:t>
-            </w:r>
-            <w:r>
-              <w:tab/>
-            </w:r>
-            <w:r>
-              <w:fldChar w:fldCharType="begin"/>
-            </w:r>
-            <w:r>
-              <w:instrText xml:space="preserve">PAGEREF _Toc806419928 \h</w:instrText>
-            </w:r>
-            <w:r>
-              <w:fldChar w:fldCharType="separate"/>
-            </w:r>
-            <w:r>
-              <w:rPr>
-                <w:rStyle w:val="Hyperlink"/>
-              </w:rPr>
-              <w:t>6</w:t>
-            </w:r>
-            <w:r>
-              <w:fldChar w:fldCharType="end"/>
-            </w:r>
-          </w:hyperlink>
-        </w:p>
-        <w:p>
-          <w:pPr>
-            <w:pStyle w:val="TOC3"/>
-            <w:tabs>
-              <w:tab w:val="right" w:leader="dot" w:pos="9060"/>
-            </w:tabs>
-            <w:bidi w:val="0"/>
-            <w:rPr>
-              <w:rStyle w:val="Hyperlink"/>
-            </w:rPr>
-          </w:pPr>
-          <w:hyperlink w:anchor="_Toc951908657">
-            <w:r>
-              <w:rPr>
-                <w:rStyle w:val="Hyperlink"/>
-              </w:rPr>
-              <w:t>S18. Web Theme Persistence</w:t>
-            </w:r>
-            <w:r>
-              <w:tab/>
-            </w:r>
-            <w:r>
-              <w:fldChar w:fldCharType="begin"/>
-            </w:r>
-            <w:r>
-              <w:instrText xml:space="preserve">PAGEREF _Toc951908657 \h</w:instrText>
-            </w:r>
-            <w:r>
-              <w:fldChar w:fldCharType="separate"/>
-            </w:r>
-            <w:r>
-              <w:rPr>
-                <w:rStyle w:val="Hyperlink"/>
-              </w:rPr>
-              <w:t>6</w:t>
-            </w:r>
-            <w:r>
-              <w:fldChar w:fldCharType="end"/>
-            </w:r>
-          </w:hyperlink>
-        </w:p>
-        <w:p>
-          <w:pPr>
-            <w:pStyle w:val="TOC1"/>
-            <w:tabs>
-              <w:tab w:val="right" w:leader="dot" w:pos="9060"/>
-            </w:tabs>
-            <w:bidi w:val="0"/>
-            <w:rPr>
-              <w:rStyle w:val="Hyperlink"/>
-            </w:rPr>
-          </w:pPr>
-          <w:hyperlink w:anchor="_Toc235154041">
-            <w:r>
-              <w:rPr>
-                <w:rStyle w:val="Hyperlink"/>
-              </w:rPr>
-              <w:t>Figures</w:t>
-            </w:r>
-            <w:r>
-              <w:tab/>
-            </w:r>
-            <w:r>
-              <w:fldChar w:fldCharType="begin"/>
-            </w:r>
-            <w:r>
-              <w:instrText xml:space="preserve">PAGEREF _Toc235154041 \h</w:instrText>
-            </w:r>
-            <w:r>
-              <w:fldChar w:fldCharType="separate"/>
-            </w:r>
-            <w:r>
-              <w:rPr>
-                <w:rStyle w:val="Hyperlink"/>
-              </w:rPr>
-              <w:t>7</w:t>
-            </w:r>
-            <w:r>
-              <w:fldChar w:fldCharType="end"/>
-            </w:r>
-          </w:hyperlink>
-        </w:p>
-        <w:p>
-          <w:pPr>
-            <w:pStyle w:val="TOC2"/>
-            <w:tabs>
-              <w:tab w:val="right" w:leader="dot" w:pos="9060"/>
-            </w:tabs>
-            <w:bidi w:val="0"/>
-            <w:rPr>
-              <w:rStyle w:val="Hyperlink"/>
-            </w:rPr>
-          </w:pPr>
-          <w:hyperlink w:anchor="_Toc651658208">
-            <w:r>
-              <w:rPr>
-                <w:rStyle w:val="Hyperlink"/>
-              </w:rPr>
-              <w:t>Figure 1: User perception of performance delays [2]</w:t>
-            </w:r>
-            <w:r>
-              <w:tab/>
-            </w:r>
-            <w:r>
-              <w:fldChar w:fldCharType="begin"/>
-            </w:r>
-            <w:r>
-              <w:instrText xml:space="preserve">PAGEREF _Toc651658208 \h</w:instrText>
-            </w:r>
-            <w:r>
-              <w:fldChar w:fldCharType="separate"/>
-            </w:r>
-            <w:r>
-              <w:rPr>
-                <w:rStyle w:val="Hyperlink"/>
-              </w:rPr>
-              <w:t>7</w:t>
-            </w:r>
-            <w:r>
-              <w:fldChar w:fldCharType="end"/>
-            </w:r>
-          </w:hyperlink>
-        </w:p>
-        <w:p>
-          <w:pPr>
-            <w:pStyle w:val="TOC1"/>
-            <w:tabs>
-              <w:tab w:val="right" w:leader="dot" w:pos="9060"/>
-            </w:tabs>
-            <w:bidi w:val="0"/>
-            <w:rPr>
-              <w:rStyle w:val="Hyperlink"/>
-            </w:rPr>
-          </w:pPr>
-          <w:hyperlink w:anchor="_Toc698326177">
-            <w:r>
-              <w:rPr>
-                <w:rStyle w:val="Hyperlink"/>
-              </w:rPr>
-              <w:t>References</w:t>
-            </w:r>
-            <w:r>
-              <w:tab/>
-            </w:r>
-            <w:r>
-              <w:fldChar w:fldCharType="begin"/>
-            </w:r>
-            <w:r>
-              <w:instrText xml:space="preserve">PAGEREF _Toc698326177 \h</w:instrText>
-            </w:r>
-            <w:r>
-              <w:fldChar w:fldCharType="separate"/>
-            </w:r>
-            <w:r>
-              <w:rPr>
-                <w:rStyle w:val="Hyperlink"/>
-              </w:rPr>
-              <w:t>7</w:t>
-            </w:r>
-            <w:r>
-              <w:fldChar w:fldCharType="end"/>
-            </w:r>
-          </w:hyperlink>
           <w:r>
             <w:fldChar w:fldCharType="end"/>
           </w:r>
         </w:p>
       </w:sdtContent>
     </w:sdt>
-    <w:p xmlns:wp14="http://schemas.microsoft.com/office/word/2010/wordml" wp14:textId="77777777">
-      <w:pPr>
-        <w:rPr>
-          <w:rFonts w:ascii="Arial" w:hAnsi="Arial" w:eastAsia="Arial" w:cs="Arial"/>
-          <w:lang w:val="en-GB"/>
-        </w:rPr>
-      </w:pPr>
+    <w:p xmlns:wp14="http://schemas.microsoft.com/office/word/2010/wordml" wp14:textId="5D248699">
+      <w:pPr/>
+      <w:r>
+        <w:br w:type="page"/>
+      </w:r>
     </w:p>
-    <w:p xmlns:wp14="http://schemas.microsoft.com/office/word/2010/wordml" wp14:textId="55D84615">
+    <w:p xmlns:wp14="http://schemas.microsoft.com/office/word/2010/wordml" wp14:textId="6BD9A232">
       <w:pPr>
         <w:pStyle w:val="Heading1"/>
         <w:jc w:val="center"/>
-      </w:pPr>
-    </w:p>
-    <w:p xmlns:wp14="http://schemas.microsoft.com/office/word/2010/wordml" wp14:textId="5D248699">
-      <w:pPr/>
-      <w:r>
-        <w:br w:type="page"/>
-      </w:r>
-    </w:p>
-    <w:p xmlns:wp14="http://schemas.microsoft.com/office/word/2010/wordml" wp14:textId="6BD9A232">
-      <w:pPr>
-        <w:pStyle w:val="Heading1"/>
-        <w:jc w:val="center"/>
-        <w:rPr>
-          <w:rFonts w:ascii="Arial" w:hAnsi="Arial" w:eastAsia="Arial" w:cs="Arial"/>
-        </w:rPr>
-      </w:pPr>
-      <w:bookmarkStart w:name="_Toc2054798941" w:id="1157139989"/>
+        <w:rPr>
+          <w:rFonts w:ascii="Arial" w:hAnsi="Arial" w:eastAsia="Arial" w:cs="Arial"/>
+        </w:rPr>
+      </w:pPr>
+      <w:bookmarkStart w:name="_Toc1652955105" w:id="2039581318"/>
       <w:r>
         <w:rPr/>
         <w:t>Revision History</w:t>
       </w:r>
-      <w:bookmarkEnd w:id="1157139989"/>
+      <w:bookmarkEnd w:id="2039581318"/>
     </w:p>
     <w:p xmlns:wp14="http://schemas.microsoft.com/office/word/2010/wordml" wp14:textId="77777777">
       <w:pPr>
@@ -2077,6 +1972,86 @@
           </w:p>
         </w:tc>
       </w:tr>
+      <w:tr>
+        <w:trPr>
+          <w:trHeight w:val="300"/>
+        </w:trPr>
+        <w:tblPrEx>
+          <w:tblCellMar>
+            <w:top w:w="0" w:type="dxa"/>
+            <w:bottom w:w="0" w:type="dxa"/>
+          </w:tblCellMar>
+        </w:tblPrEx>
+        <w:tc>
+          <w:tcPr>
+            <w:tcW w:w="2304" w:type="dxa"/>
+            <w:tcMar/>
+          </w:tcPr>
+          <w:p>
+            <w:pPr>
+              <w:pStyle w:val="Tabletext"/>
+            </w:pPr>
+            <w:r>
+              <w:rPr>
+                <w:rFonts w:ascii="Arial" w:hAnsi="Arial" w:eastAsia="Arial" w:cs="Arial"/>
+              </w:rPr>
+              <w:t>2026-05-25</w:t>
+            </w:r>
+          </w:p>
+        </w:tc>
+        <w:tc>
+          <w:tcPr>
+            <w:tcW w:w="1152" w:type="dxa"/>
+            <w:tcMar/>
+          </w:tcPr>
+          <w:p>
+            <w:pPr>
+              <w:pStyle w:val="Tabletext"/>
+            </w:pPr>
+            <w:r>
+              <w:rPr>
+                <w:rFonts w:ascii="Arial" w:hAnsi="Arial" w:eastAsia="Arial" w:cs="Arial"/>
+              </w:rPr>
+              <w:t>1.6</w:t>
+            </w:r>
+          </w:p>
+        </w:tc>
+        <w:tc>
+          <w:tcPr>
+            <w:tcW w:w="3744" w:type="dxa"/>
+            <w:tcMar/>
+          </w:tcPr>
+          <w:p>
+            <w:pPr>
+              <w:pStyle w:val="Tabletext"/>
+              <w:jc w:val="left"/>
+            </w:pPr>
+            <w:r>
+              <w:rPr>
+                <w:rFonts w:ascii="Arial" w:hAnsi="Arial" w:eastAsia="Arial" w:cs="Arial"/>
+              </w:rPr>
+              <w:t>Add Github Link</w:t>
+            </w:r>
+          </w:p>
+        </w:tc>
+        <w:tc>
+          <w:tcPr>
+            <w:tcW w:w="2304" w:type="dxa"/>
+            <w:tcMar/>
+          </w:tcPr>
+          <w:p>
+            <w:pPr>
+              <w:pStyle w:val="Tabletext"/>
+            </w:pPr>
+            <w:r>
+              <w:rPr>
+                <w:rFonts w:ascii="Arial" w:hAnsi="Arial" w:eastAsia="Arial" w:cs="Arial"/>
+              </w:rPr>
+              <w:t>Daniel Jönsson</w:t>
+            </w:r>
+          </w:p>
+        </w:tc>
+      </w:tr>
     </w:tbl>
     <w:p xmlns:wp14="http://schemas.microsoft.com/office/word/2010/wordml" wp14:textId="77777777">
       <w:pPr>
@@ -2097,7 +2072,7 @@
           <w:rFonts w:ascii="Arial" w:hAnsi="Arial" w:eastAsia="Arial" w:cs="Arial"/>
         </w:rPr>
       </w:pPr>
-      <w:bookmarkStart w:name="_Toc444839706" w:id="1508467561"/>
+      <w:bookmarkStart w:name="_Toc661802045" w:id="1829301184"/>
       <w:r>
         <w:rPr>
           <w:rFonts w:ascii="Arial" w:hAnsi="Arial" w:eastAsia="Arial" w:cs="Arial"/>
@@ -2110,7 +2085,7 @@
         </w:rPr>
         <w:t>Requirements List</w:t>
       </w:r>
-      <w:bookmarkEnd w:id="1508467561"/>
+      <w:bookmarkEnd w:id="1829301184"/>
     </w:p>
     <w:tbl>
       <w:tblPr>
@@ -4127,7 +4102,7 @@
           <w:rFonts w:ascii="Arial" w:hAnsi="Arial" w:eastAsia="Arial" w:cs="Arial"/>
         </w:rPr>
       </w:pPr>
-      <w:bookmarkStart w:name="_Toc1177306456" w:id="1111042338"/>
+      <w:bookmarkStart w:name="_Toc1333758171" w:id="31425316"/>
       <w:r>
         <w:rPr/>
         <w:t xml:space="preserve">Supplementary </w:t>
@@ -4136,7 +4111,7 @@
         <w:rPr/>
         <w:t>Requirements Descriptions</w:t>
       </w:r>
-      <w:bookmarkEnd w:id="1111042338"/>
+      <w:bookmarkEnd w:id="31425316"/>
     </w:p>
     <w:p xmlns:wp14="http://schemas.microsoft.com/office/word/2010/wordml" wp14:textId="77777777">
       <w:pPr>
@@ -4161,7 +4136,7 @@
           <w:szCs w:val="32"/>
         </w:rPr>
       </w:pPr>
-      <w:bookmarkStart w:name="_Toc1354676553" w:id="520114093"/>
+      <w:bookmarkStart w:name="_Toc1097305952" w:id="836909571"/>
       <w:r>
         <w:rPr>
           <w:rFonts w:ascii="Arial" w:hAnsi="Arial" w:eastAsia="Arial" w:cs="Arial"/>
@@ -4189,7 +4164,7 @@
         </w:rPr>
         <w:t>General</w:t>
       </w:r>
-      <w:bookmarkEnd w:id="520114093"/>
+      <w:bookmarkEnd w:id="836909571"/>
     </w:p>
     <w:p>
       <w:pPr>
@@ -4203,7 +4178,7 @@
           <w:szCs w:val="28"/>
         </w:rPr>
       </w:pPr>
-      <w:bookmarkStart w:name="_Toc1801439506" w:id="570765185"/>
+      <w:bookmarkStart w:name="_Toc538343725" w:id="1812484383"/>
       <w:r>
         <w:rPr/>
         <w:t xml:space="preserve">S1. Usability, </w:t>
@@ -4216,7 +4191,7 @@
         <w:rPr/>
         <w:t xml:space="preserve"> &amp; Independence</w:t>
       </w:r>
-      <w:bookmarkEnd w:id="570765185"/>
+      <w:bookmarkEnd w:id="1812484383"/>
     </w:p>
     <w:p>
       <w:pPr>
@@ -4529,7 +4504,7 @@
           <w:lang w:val="en-US" w:eastAsia="en-US"/>
         </w:rPr>
       </w:pPr>
-      <w:bookmarkStart w:name="_Toc822474134" w:id="1366851657"/>
+      <w:bookmarkStart w:name="_Toc1586122675" w:id="1654539465"/>
       <w:r>
         <w:rPr>
           <w:rFonts w:ascii="Arial" w:hAnsi="Arial" w:eastAsia="Arial" w:cs="Arial"/>
@@ -4554,7 +4529,7 @@
         </w:rPr>
         <w:t>. Reliability - Synchronized State</w:t>
       </w:r>
-      <w:bookmarkEnd w:id="1366851657"/>
+      <w:bookmarkEnd w:id="1654539465"/>
     </w:p>
     <w:p xmlns:wp14="http://schemas.microsoft.com/office/word/2010/wordml" wp14:textId="5C055ED5">
       <w:pPr>
@@ -4604,7 +4579,7 @@
           <w:lang w:val="en-US" w:eastAsia="en-US"/>
         </w:rPr>
       </w:pPr>
-      <w:bookmarkStart w:name="_Toc2069447338" w:id="215981855"/>
+      <w:bookmarkStart w:name="_Toc1563255910" w:id="1465383791"/>
       <w:r>
         <w:rPr>
           <w:rFonts w:ascii="Arial" w:hAnsi="Arial" w:eastAsia="Arial" w:cs="Arial"/>
@@ -4613,7 +4588,7 @@
         </w:rPr>
         <w:t>S3. Performance - Interaction Latency</w:t>
       </w:r>
-      <w:bookmarkEnd w:id="215981855"/>
+      <w:bookmarkEnd w:id="1465383791"/>
     </w:p>
     <w:p xmlns:wp14="http://schemas.microsoft.com/office/word/2010/wordml" wp14:textId="6C4BAAC1">
       <w:pPr>
@@ -4675,7 +4650,7 @@
           <w:lang w:val="en-US" w:eastAsia="en-US"/>
         </w:rPr>
       </w:pPr>
-      <w:bookmarkStart w:name="_Toc1167050172" w:id="897336106"/>
+      <w:bookmarkStart w:name="_Toc369734201" w:id="1701604661"/>
       <w:r>
         <w:rPr>
           <w:rFonts w:ascii="Arial" w:hAnsi="Arial" w:eastAsia="Arial" w:cs="Arial"/>
@@ -4684,7 +4659,7 @@
         </w:rPr>
         <w:t>S4. User Interface - Dynamic Scalability</w:t>
       </w:r>
-      <w:bookmarkEnd w:id="897336106"/>
+      <w:bookmarkEnd w:id="1701604661"/>
     </w:p>
     <w:p xmlns:wp14="http://schemas.microsoft.com/office/word/2010/wordml" wp14:textId="6F5CD3CA">
       <w:pPr>
@@ -4745,7 +4720,7 @@
           <w:lang w:val="en-US" w:eastAsia="en-US"/>
         </w:rPr>
       </w:pPr>
-      <w:bookmarkStart w:name="_Toc485062948" w:id="2118666781"/>
+      <w:bookmarkStart w:name="_Toc1013092536" w:id="1418007345"/>
       <w:r>
         <w:rPr>
           <w:rFonts w:ascii="Arial" w:hAnsi="Arial" w:eastAsia="Arial" w:cs="Arial"/>
@@ -4762,7 +4737,7 @@
         </w:rPr>
         <w:t>. Hardware Requirements - Multi-modal Input</w:t>
       </w:r>
-      <w:bookmarkEnd w:id="2118666781"/>
+      <w:bookmarkEnd w:id="1418007345"/>
     </w:p>
     <w:p>
       <w:pPr>
@@ -4965,7 +4940,7 @@
           <w:lang w:val="en-US" w:eastAsia="en-US"/>
         </w:rPr>
       </w:pPr>
-      <w:bookmarkStart w:name="_Toc845035087" w:id="173117569"/>
+      <w:bookmarkStart w:name="_Toc1678926289" w:id="2033644012"/>
       <w:r>
         <w:rPr>
           <w:rFonts w:ascii="Arial" w:hAnsi="Arial" w:eastAsia="Arial" w:cs="Arial"/>
@@ -4974,7 +4949,7 @@
         </w:rPr>
         <w:t>S6. Design Language</w:t>
       </w:r>
-      <w:bookmarkEnd w:id="173117569"/>
+      <w:bookmarkEnd w:id="2033644012"/>
     </w:p>
     <w:p xmlns:wp14="http://schemas.microsoft.com/office/word/2010/wordml" wp14:textId="24296684">
       <w:pPr>
@@ -5132,7 +5107,7 @@
           <w:lang w:val="en-US" w:eastAsia="en-US"/>
         </w:rPr>
       </w:pPr>
-      <w:bookmarkStart w:name="_Toc125376332" w:id="1014868315"/>
+      <w:bookmarkStart w:name="_Toc1016345951" w:id="1439885074"/>
       <w:r>
         <w:rPr>
           <w:rFonts w:ascii="Arial" w:hAnsi="Arial" w:eastAsia="Arial" w:cs="Arial"/>
@@ -5141,7 +5116,7 @@
         </w:rPr>
         <w:t>S7. Implementation Platform</w:t>
       </w:r>
-      <w:bookmarkEnd w:id="1014868315"/>
+      <w:bookmarkEnd w:id="1439885074"/>
     </w:p>
     <w:p>
       <w:pPr>
@@ -5873,7 +5848,7 @@
           <w:szCs w:val="24"/>
         </w:rPr>
       </w:pPr>
-      <w:bookmarkStart w:name="_Toc1608273856" w:id="1989553484"/>
+      <w:bookmarkStart w:name="_Toc1237860751" w:id="1562217646"/>
       <w:r>
         <w:rPr>
           <w:rStyle w:val="Heading3Char"/>
@@ -5937,7 +5912,7 @@
         </w:rPr>
         <w:t xml:space="preserve"> Mode Mock-up</w:t>
       </w:r>
-      <w:bookmarkEnd w:id="1989553484"/>
+      <w:bookmarkEnd w:id="1562217646"/>
       <w:r>
         <w:br/>
       </w:r>
@@ -6218,7 +6193,7 @@
           <w:szCs w:val="32"/>
         </w:rPr>
       </w:pPr>
-      <w:bookmarkStart w:name="_Toc899626262" w:id="73122267"/>
+      <w:bookmarkStart w:name="_Toc173455929" w:id="1424613726"/>
       <w:r>
         <w:rPr>
           <w:rFonts w:ascii="Arial" w:hAnsi="Arial" w:eastAsia="Arial" w:cs="Arial"/>
@@ -6228,7 +6203,7 @@
         </w:rPr>
         <w:t>2. Mobile</w:t>
       </w:r>
-      <w:bookmarkEnd w:id="73122267"/>
+      <w:bookmarkEnd w:id="1424613726"/>
     </w:p>
     <w:p>
       <w:pPr>
@@ -6241,12 +6216,12 @@
           <w:szCs w:val="28"/>
         </w:rPr>
       </w:pPr>
-      <w:bookmarkStart w:name="_Toc1518168577" w:id="649700528"/>
+      <w:bookmarkStart w:name="_Toc656742619" w:id="560991394"/>
       <w:r>
         <w:rPr/>
         <w:t>S9. Mobile Performance - Native Thread Responsiveness</w:t>
       </w:r>
-      <w:bookmarkEnd w:id="649700528"/>
+      <w:bookmarkEnd w:id="560991394"/>
     </w:p>
     <w:p>
       <w:pPr>
@@ -6523,7 +6498,7 @@
           <w:szCs w:val="28"/>
         </w:rPr>
       </w:pPr>
-      <w:bookmarkStart w:name="_Toc1275058012" w:id="1556913879"/>
+      <w:bookmarkStart w:name="_Toc135468695" w:id="1933671718"/>
       <w:r>
         <w:rPr/>
         <w:t>S10. Mobile Reliability - Connectivity Transition (</w:t>
@@ -6536,7 +6511,7 @@
         <w:rPr/>
         <w:t>/Cellular)</w:t>
       </w:r>
-      <w:bookmarkEnd w:id="1556913879"/>
+      <w:bookmarkEnd w:id="1933671718"/>
     </w:p>
     <w:p>
       <w:pPr>
@@ -6619,12 +6594,12 @@
           <w:szCs w:val="28"/>
         </w:rPr>
       </w:pPr>
-      <w:bookmarkStart w:name="_Toc1093407082" w:id="2014153284"/>
+      <w:bookmarkStart w:name="_Toc379137276" w:id="1346014140"/>
       <w:r>
         <w:rPr/>
         <w:t>S11. Mobile Resource Management - Battery Efficiency</w:t>
       </w:r>
-      <w:bookmarkEnd w:id="2014153284"/>
+      <w:bookmarkEnd w:id="1346014140"/>
     </w:p>
     <w:p>
       <w:pPr>
@@ -6705,7 +6680,7 @@
           <w:szCs w:val="28"/>
         </w:rPr>
       </w:pPr>
-      <w:bookmarkStart w:name="_Toc302963595" w:id="2066067904"/>
+      <w:bookmarkStart w:name="_Toc437231585" w:id="935156341"/>
       <w:r>
         <w:rPr/>
         <w:t>S12. Mobile Accessibility - Screen Reader &amp; Voice</w:t>
@@ -6718,7 +6693,7 @@
         <w:rPr/>
         <w:t>ver</w:t>
       </w:r>
-      <w:bookmarkEnd w:id="2066067904"/>
+      <w:bookmarkEnd w:id="935156341"/>
     </w:p>
     <w:p xmlns:wp14="http://schemas.microsoft.com/office/word/2010/wordml" wp14:textId="13B7FE75">
       <w:pPr>
@@ -6833,7 +6808,7 @@
           <w:lang w:val="en-US"/>
         </w:rPr>
       </w:pPr>
-      <w:bookmarkStart w:name="_Toc754556235" w:id="244550118"/>
+      <w:bookmarkStart w:name="_Toc743857020" w:id="815864330"/>
       <w:r>
         <w:rPr>
           <w:rFonts w:ascii="Arial" w:hAnsi="Arial" w:eastAsia="Arial" w:cs="Arial"/>
@@ -6845,7 +6820,7 @@
         </w:rPr>
         <w:t>3. Web</w:t>
       </w:r>
-      <w:bookmarkEnd w:id="244550118"/>
+      <w:bookmarkEnd w:id="815864330"/>
     </w:p>
     <w:p>
       <w:pPr>
@@ -6858,7 +6833,7 @@
           <w:lang w:val="en-US"/>
         </w:rPr>
       </w:pPr>
-      <w:bookmarkStart w:name="_Toc524724359" w:id="1615270429"/>
+      <w:bookmarkStart w:name="_Toc1189953707" w:id="446413429"/>
       <w:r>
         <w:rPr>
           <w:noProof w:val="0"/>
@@ -6887,7 +6862,7 @@
         </w:rPr>
         <w:t>Interaction Responsiveness</w:t>
       </w:r>
-      <w:bookmarkEnd w:id="1615270429"/>
+      <w:bookmarkEnd w:id="446413429"/>
     </w:p>
     <w:p>
       <w:pPr>
@@ -6975,7 +6950,7 @@
           <w:lang w:val="en-US"/>
         </w:rPr>
       </w:pPr>
-      <w:bookmarkStart w:name="_Toc2121336365" w:id="324396888"/>
+      <w:bookmarkStart w:name="_Toc575837057" w:id="1281056188"/>
       <w:r>
         <w:rPr>
           <w:noProof w:val="0"/>
@@ -6997,7 +6972,7 @@
         </w:rPr>
         <w:t xml:space="preserve"> Session &amp; Connection Stability</w:t>
       </w:r>
-      <w:bookmarkEnd w:id="324396888"/>
+      <w:bookmarkEnd w:id="1281056188"/>
     </w:p>
     <w:p>
       <w:pPr>
@@ -7141,7 +7116,7 @@
           <w:lang w:val="en-US"/>
         </w:rPr>
       </w:pPr>
-      <w:bookmarkStart w:name="_Toc1464881485" w:id="390477312"/>
+      <w:bookmarkStart w:name="_Toc1878067986" w:id="88999739"/>
       <w:r>
         <w:rPr>
           <w:noProof w:val="0"/>
@@ -7163,7 +7138,7 @@
         </w:rPr>
         <w:t>Browser Assistive Support</w:t>
       </w:r>
-      <w:bookmarkEnd w:id="390477312"/>
+      <w:bookmarkEnd w:id="88999739"/>
     </w:p>
     <w:p>
       <w:pPr>
@@ -7332,7 +7307,7 @@
           <w:lang w:val="en-US"/>
         </w:rPr>
       </w:pPr>
-      <w:bookmarkStart w:name="_Toc123060915" w:id="1883205480"/>
+      <w:bookmarkStart w:name="_Toc248509226" w:id="1695215912"/>
       <w:r>
         <w:rPr>
           <w:noProof w:val="0"/>
@@ -7340,7 +7315,7 @@
         </w:rPr>
         <w:t>S16. Web Responsive Layout - Multi Screen Adaptation</w:t>
       </w:r>
-      <w:bookmarkEnd w:id="1883205480"/>
+      <w:bookmarkEnd w:id="1695215912"/>
     </w:p>
     <w:p>
       <w:pPr>
@@ -7533,7 +7508,7 @@
           <w:lang w:val="en-US"/>
         </w:rPr>
       </w:pPr>
-      <w:bookmarkStart w:name="_Toc806419928" w:id="1814115004"/>
+      <w:bookmarkStart w:name="_Toc1248338915" w:id="2043666870"/>
       <w:r>
         <w:rPr>
           <w:noProof w:val="0"/>
@@ -7541,7 +7516,7 @@
         </w:rPr>
         <w:t>S17. Web Accessibility – Color Blind Mode – Desirable</w:t>
       </w:r>
-      <w:bookmarkEnd w:id="1814115004"/>
+      <w:bookmarkEnd w:id="2043666870"/>
     </w:p>
     <w:p>
       <w:pPr>
@@ -7694,7 +7669,7 @@
           <w:lang w:val="en-US"/>
         </w:rPr>
       </w:pPr>
-      <w:bookmarkStart w:name="_Toc951908657" w:id="511502310"/>
+      <w:bookmarkStart w:name="_Toc1090426712" w:id="1925589107"/>
       <w:r>
         <w:rPr>
           <w:noProof w:val="0"/>
@@ -7716,7 +7691,7 @@
         </w:rPr>
         <w:t>. Web Theme Persistence</w:t>
       </w:r>
-      <w:bookmarkEnd w:id="511502310"/>
+      <w:bookmarkEnd w:id="1925589107"/>
     </w:p>
     <w:p>
       <w:pPr>
@@ -7756,7 +7731,7 @@
           <w:lang w:val="en-US"/>
         </w:rPr>
       </w:pPr>
-      <w:bookmarkStart w:name="_Toc235154041" w:id="2039355483"/>
+      <w:bookmarkStart w:name="_Toc236566966" w:id="1395642230"/>
       <w:r>
         <w:rPr>
           <w:noProof w:val="0"/>
@@ -7764,7 +7739,7 @@
         </w:rPr>
         <w:t>Figures</w:t>
       </w:r>
-      <w:bookmarkEnd w:id="2039355483"/>
+      <w:bookmarkEnd w:id="1395642230"/>
     </w:p>
     <w:p>
       <w:pPr>
@@ -7777,10 +7752,10 @@
           <w:szCs w:val="24"/>
         </w:rPr>
       </w:pPr>
-      <w:bookmarkStart w:name="_Toc651658208" w:id="1085429325"/>
+      <w:bookmarkStart w:name="_Toc242561268" w:id="1717694824"/>
       <w:r>
         <w:drawing>
-          <wp:inline wp14:editId="6CDBBD35" wp14:anchorId="4FBD494F">
+          <wp:inline wp14:editId="659A36E3" wp14:anchorId="4FBD494F">
             <wp:extent cx="5762625" cy="3362325"/>
             <wp:effectExtent l="0" t="0" r="0" b="0"/>
             <wp:docPr id="600404402" name="drawing"/>
@@ -7848,7 +7823,7 @@
         </w:rPr>
         <w:t xml:space="preserve"> of performance delays [2]</w:t>
       </w:r>
-      <w:bookmarkEnd w:id="1085429325"/>
+      <w:bookmarkEnd w:id="1717694824"/>
     </w:p>
     <w:p>
       <w:pPr>
@@ -7859,6 +7834,7 @@
         </w:rPr>
       </w:pPr>
       <w:bookmarkStart w:name="_Toc698326177" w:id="1356050028"/>
+      <w:bookmarkStart w:name="_Toc1348685829" w:id="364856270"/>
       <w:r>
         <w:rPr>
           <w:noProof w:val="0"/>
@@ -7867,6 +7843,7 @@
         <w:t>References</w:t>
       </w:r>
       <w:bookmarkEnd w:id="1356050028"/>
+      <w:bookmarkEnd w:id="364856270"/>
     </w:p>
     <w:p>
       <w:pPr>
